--- a/template/template_volet.docx
+++ b/template/template_volet.docx
@@ -83,7 +83,7 @@
                 <wp:positionV relativeFrom="paragraph">
                   <wp:posOffset>1367790</wp:posOffset>
                 </wp:positionV>
-                <wp:extent cx="6078220" cy="5038725"/>
+                <wp:extent cx="6078855" cy="4587240"/>
                 <wp:effectExtent l="0" t="0" r="0" b="0"/>
                 <wp:wrapNone/>
                 <wp:docPr id="1" name="Forme1"/>
@@ -94,7 +94,7 @@
                       <wps:spPr>
                         <a:xfrm>
                           <a:off x="0" y="0"/>
-                          <a:ext cx="6077520" cy="5038200"/>
+                          <a:ext cx="6078240" cy="4586760"/>
                         </a:xfrm>
                         <a:prstGeom prst="rect">
                           <a:avLst/>
@@ -117,7 +117,7 @@
                           <w:p>
                             <w:pPr>
                               <w:pStyle w:val="Contenudecadre"/>
-                              <w:overflowPunct w:val="true"/>
+                              <w:overflowPunct w:val="false"/>
                               <w:spacing w:lineRule="auto" w:line="240" w:before="0" w:after="0"/>
                               <w:rPr/>
                             </w:pPr>
@@ -136,6 +136,8 @@
                                 <w:b/>
                                 <w:bCs/>
                                 <w:color w:val="auto"/>
+                                <w:sz w:val="20"/>
+                                <w:szCs w:val="20"/>
                               </w:rPr>
                               <w:t>Commentaires généraux :</w:t>
                             </w:r>
@@ -143,331 +145,512 @@
                           <w:p>
                             <w:pPr>
                               <w:pStyle w:val="Contenudecadre"/>
-                              <w:overflowPunct w:val="true"/>
-                              <w:spacing w:lineRule="auto" w:line="240" w:before="0" w:after="0"/>
-                              <w:rPr/>
-                            </w:pPr>
-                            <w:r>
-                              <w:rPr/>
-                            </w:r>
-                          </w:p>
-                          <w:p>
-                            <w:pPr>
-                              <w:pStyle w:val="Contenudecadre"/>
-                              <w:overflowPunct w:val="true"/>
-                              <w:spacing w:lineRule="auto" w:line="240" w:before="0" w:after="0"/>
-                              <w:rPr/>
-                            </w:pPr>
-                            <w:r>
-                              <w:rPr/>
-                            </w:r>
-                          </w:p>
-                          <w:p>
-                            <w:pPr>
-                              <w:pStyle w:val="Contenudecadre"/>
-                              <w:overflowPunct w:val="true"/>
-                              <w:spacing w:lineRule="auto" w:line="240" w:before="0" w:after="0"/>
-                              <w:rPr/>
-                            </w:pPr>
-                            <w:r>
-                              <w:rPr/>
-                            </w:r>
-                          </w:p>
-                          <w:p>
-                            <w:pPr>
-                              <w:pStyle w:val="Contenudecadre"/>
-                              <w:overflowPunct w:val="true"/>
-                              <w:spacing w:lineRule="auto" w:line="240" w:before="0" w:after="0"/>
-                              <w:rPr/>
-                            </w:pPr>
-                            <w:r>
-                              <w:rPr/>
-                            </w:r>
-                          </w:p>
-                          <w:p>
-                            <w:pPr>
-                              <w:pStyle w:val="Contenudecadre"/>
-                              <w:overflowPunct w:val="true"/>
-                              <w:spacing w:lineRule="auto" w:line="240" w:before="0" w:after="0"/>
-                              <w:rPr/>
-                            </w:pPr>
-                            <w:r>
-                              <w:rPr/>
-                            </w:r>
-                          </w:p>
-                          <w:p>
-                            <w:pPr>
-                              <w:pStyle w:val="Contenudecadre"/>
-                              <w:overflowPunct w:val="true"/>
-                              <w:spacing w:lineRule="auto" w:line="240" w:before="0" w:after="0"/>
-                              <w:rPr/>
-                            </w:pPr>
-                            <w:r>
-                              <w:rPr/>
-                            </w:r>
-                          </w:p>
-                          <w:p>
-                            <w:pPr>
-                              <w:pStyle w:val="Contenudecadre"/>
-                              <w:overflowPunct w:val="true"/>
-                              <w:spacing w:lineRule="auto" w:line="240" w:before="0" w:after="0"/>
-                              <w:rPr/>
-                            </w:pPr>
-                            <w:r>
-                              <w:rPr/>
-                            </w:r>
-                          </w:p>
-                          <w:p>
-                            <w:pPr>
-                              <w:pStyle w:val="Contenudecadre"/>
-                              <w:overflowPunct w:val="true"/>
-                              <w:spacing w:lineRule="auto" w:line="240" w:before="0" w:after="0"/>
-                              <w:rPr/>
-                            </w:pPr>
-                            <w:r>
-                              <w:rPr/>
-                            </w:r>
-                          </w:p>
-                          <w:p>
-                            <w:pPr>
-                              <w:pStyle w:val="Contenudecadre"/>
-                              <w:overflowPunct w:val="true"/>
-                              <w:spacing w:lineRule="auto" w:line="240" w:before="0" w:after="0"/>
-                              <w:rPr/>
-                            </w:pPr>
-                            <w:r>
-                              <w:rPr/>
-                            </w:r>
-                          </w:p>
-                          <w:p>
-                            <w:pPr>
-                              <w:pStyle w:val="Contenudecadre"/>
-                              <w:overflowPunct w:val="true"/>
-                              <w:spacing w:lineRule="auto" w:line="240" w:before="0" w:after="0"/>
-                              <w:rPr/>
-                            </w:pPr>
-                            <w:r>
-                              <w:rPr/>
-                            </w:r>
-                          </w:p>
-                          <w:p>
-                            <w:pPr>
-                              <w:pStyle w:val="Contenudecadre"/>
-                              <w:overflowPunct w:val="true"/>
-                              <w:spacing w:lineRule="auto" w:line="240" w:before="0" w:after="0"/>
-                              <w:rPr/>
-                            </w:pPr>
-                            <w:r>
-                              <w:rPr/>
-                            </w:r>
-                          </w:p>
-                          <w:p>
-                            <w:pPr>
-                              <w:pStyle w:val="Contenudecadre"/>
-                              <w:overflowPunct w:val="true"/>
-                              <w:spacing w:lineRule="auto" w:line="240" w:before="0" w:after="0"/>
-                              <w:rPr/>
-                            </w:pPr>
-                            <w:r>
-                              <w:rPr/>
-                            </w:r>
-                          </w:p>
-                          <w:p>
-                            <w:pPr>
-                              <w:pStyle w:val="Contenudecadre"/>
-                              <w:overflowPunct w:val="true"/>
-                              <w:spacing w:lineRule="auto" w:line="240" w:before="0" w:after="0"/>
-                              <w:rPr/>
-                            </w:pPr>
-                            <w:r>
-                              <w:rPr/>
-                            </w:r>
-                          </w:p>
-                          <w:p>
-                            <w:pPr>
-                              <w:pStyle w:val="Contenudecadre"/>
-                              <w:overflowPunct w:val="true"/>
-                              <w:spacing w:lineRule="auto" w:line="240" w:before="0" w:after="0"/>
-                              <w:rPr/>
-                            </w:pPr>
-                            <w:r>
-                              <w:rPr/>
-                            </w:r>
-                          </w:p>
-                          <w:p>
-                            <w:pPr>
-                              <w:pStyle w:val="Contenudecadre"/>
-                              <w:overflowPunct w:val="true"/>
-                              <w:spacing w:lineRule="auto" w:line="240" w:before="0" w:after="0"/>
-                              <w:rPr/>
-                            </w:pPr>
-                            <w:r>
-                              <w:rPr/>
-                            </w:r>
-                          </w:p>
-                          <w:p>
-                            <w:pPr>
-                              <w:pStyle w:val="Contenudecadre"/>
-                              <w:overflowPunct w:val="true"/>
-                              <w:spacing w:lineRule="auto" w:line="240" w:before="0" w:after="0"/>
-                              <w:rPr/>
-                            </w:pPr>
-                            <w:r>
-                              <w:rPr/>
-                            </w:r>
-                          </w:p>
-                          <w:p>
-                            <w:pPr>
-                              <w:pStyle w:val="Contenudecadre"/>
-                              <w:overflowPunct w:val="true"/>
-                              <w:spacing w:lineRule="auto" w:line="240" w:before="0" w:after="0"/>
-                              <w:rPr/>
-                            </w:pPr>
-                            <w:r>
-                              <w:rPr/>
-                            </w:r>
-                          </w:p>
-                          <w:p>
-                            <w:pPr>
-                              <w:pStyle w:val="Contenudecadre"/>
-                              <w:overflowPunct w:val="true"/>
-                              <w:spacing w:lineRule="auto" w:line="240" w:before="0" w:after="0"/>
-                              <w:rPr/>
-                            </w:pPr>
-                            <w:r>
-                              <w:rPr/>
-                            </w:r>
-                          </w:p>
-                          <w:p>
-                            <w:pPr>
-                              <w:pStyle w:val="Contenudecadre"/>
-                              <w:overflowPunct w:val="true"/>
-                              <w:spacing w:lineRule="auto" w:line="240" w:before="0" w:after="0"/>
-                              <w:rPr/>
-                            </w:pPr>
-                            <w:r>
-                              <w:rPr/>
-                            </w:r>
-                          </w:p>
-                          <w:p>
-                            <w:pPr>
-                              <w:pStyle w:val="Contenudecadre"/>
-                              <w:overflowPunct w:val="true"/>
-                              <w:spacing w:lineRule="auto" w:line="240" w:before="0" w:after="0"/>
-                              <w:rPr/>
-                            </w:pPr>
-                            <w:r>
-                              <w:rPr/>
-                            </w:r>
-                          </w:p>
-                          <w:p>
-                            <w:pPr>
-                              <w:pStyle w:val="Contenudecadre"/>
-                              <w:overflowPunct w:val="true"/>
-                              <w:spacing w:lineRule="auto" w:line="240" w:before="0" w:after="0"/>
-                              <w:rPr/>
-                            </w:pPr>
-                            <w:r>
-                              <w:rPr/>
-                            </w:r>
-                          </w:p>
-                          <w:p>
-                            <w:pPr>
-                              <w:pStyle w:val="Contenudecadre"/>
-                              <w:overflowPunct w:val="true"/>
-                              <w:spacing w:lineRule="auto" w:line="240" w:before="0" w:after="0"/>
-                              <w:rPr/>
-                            </w:pPr>
-                            <w:r>
-                              <w:rPr/>
-                            </w:r>
-                          </w:p>
-                          <w:p>
-                            <w:pPr>
-                              <w:pStyle w:val="Contenudecadre"/>
-                              <w:overflowPunct w:val="true"/>
-                              <w:spacing w:lineRule="auto" w:line="240" w:before="0" w:after="0"/>
-                              <w:rPr/>
-                            </w:pPr>
-                            <w:r>
-                              <w:rPr/>
-                            </w:r>
-                          </w:p>
-                          <w:p>
-                            <w:pPr>
-                              <w:pStyle w:val="Contenudecadre"/>
-                              <w:overflowPunct w:val="true"/>
-                              <w:spacing w:lineRule="auto" w:line="240" w:before="0" w:after="0"/>
-                              <w:rPr/>
-                            </w:pPr>
-                            <w:r>
-                              <w:rPr/>
-                            </w:r>
-                          </w:p>
-                          <w:p>
-                            <w:pPr>
-                              <w:pStyle w:val="Contenudecadre"/>
-                              <w:overflowPunct w:val="true"/>
-                              <w:spacing w:lineRule="auto" w:line="240" w:before="0" w:after="0"/>
-                              <w:rPr/>
-                            </w:pPr>
-                            <w:r>
-                              <w:rPr/>
-                            </w:r>
-                          </w:p>
-                          <w:p>
-                            <w:pPr>
-                              <w:pStyle w:val="Contenudecadre"/>
-                              <w:overflowPunct w:val="true"/>
-                              <w:spacing w:lineRule="auto" w:line="240" w:before="0" w:after="0"/>
-                              <w:rPr/>
-                            </w:pPr>
-                            <w:r>
-                              <w:rPr/>
-                            </w:r>
-                          </w:p>
-                          <w:p>
-                            <w:pPr>
-                              <w:pStyle w:val="Contenudecadre"/>
-                              <w:overflowPunct w:val="true"/>
-                              <w:spacing w:lineRule="auto" w:line="240" w:before="0" w:after="0"/>
-                              <w:rPr/>
-                            </w:pPr>
-                            <w:r>
-                              <w:rPr/>
-                            </w:r>
-                          </w:p>
-                          <w:p>
-                            <w:pPr>
-                              <w:pStyle w:val="Contenudecadre"/>
-                              <w:overflowPunct w:val="true"/>
-                              <w:spacing w:lineRule="auto" w:line="240" w:before="0" w:after="0"/>
-                              <w:rPr/>
-                            </w:pPr>
-                            <w:r>
-                              <w:rPr/>
-                            </w:r>
-                          </w:p>
-                          <w:p>
-                            <w:pPr>
-                              <w:pStyle w:val="Contenudecadre"/>
-                              <w:overflowPunct w:val="true"/>
-                              <w:spacing w:lineRule="auto" w:line="240" w:before="0" w:after="0"/>
-                              <w:rPr/>
-                            </w:pPr>
-                            <w:r>
-                              <w:rPr/>
-                            </w:r>
-                          </w:p>
-                          <w:p>
-                            <w:pPr>
-                              <w:pStyle w:val="Contenudecadre"/>
-                              <w:overflowPunct w:val="true"/>
-                              <w:spacing w:lineRule="auto" w:line="240" w:before="0" w:after="0"/>
-                              <w:rPr/>
-                            </w:pPr>
-                            <w:r>
-                              <w:rPr/>
+                              <w:overflowPunct w:val="false"/>
+                              <w:spacing w:lineRule="auto" w:line="240" w:before="0" w:after="0"/>
+                              <w:rPr>
+                                <w:sz w:val="20"/>
+                                <w:szCs w:val="20"/>
+                              </w:rPr>
+                            </w:pPr>
+                            <w:r>
+                              <w:rPr>
+                                <w:sz w:val="20"/>
+                                <w:szCs w:val="20"/>
+                              </w:rPr>
+                              <w:t>{{ code_comment }}</w:t>
+                            </w:r>
+                          </w:p>
+                          <w:p>
+                            <w:pPr>
+                              <w:pStyle w:val="Contenudecadre"/>
+                              <w:overflowPunct w:val="false"/>
+                              <w:spacing w:lineRule="auto" w:line="240" w:before="0" w:after="0"/>
+                              <w:rPr>
+                                <w:sz w:val="20"/>
+                                <w:szCs w:val="20"/>
+                              </w:rPr>
+                            </w:pPr>
+                            <w:r>
+                              <w:rPr>
+                                <w:sz w:val="20"/>
+                                <w:szCs w:val="20"/>
+                              </w:rPr>
+                            </w:r>
+                          </w:p>
+                          <w:p>
+                            <w:pPr>
+                              <w:pStyle w:val="Contenudecadre"/>
+                              <w:overflowPunct w:val="false"/>
+                              <w:spacing w:lineRule="auto" w:line="240" w:before="0" w:after="0"/>
+                              <w:rPr>
+                                <w:sz w:val="20"/>
+                                <w:szCs w:val="20"/>
+                              </w:rPr>
+                            </w:pPr>
+                            <w:r>
+                              <w:rPr>
+                                <w:sz w:val="20"/>
+                                <w:szCs w:val="20"/>
+                              </w:rPr>
+                            </w:r>
+                          </w:p>
+                          <w:p>
+                            <w:pPr>
+                              <w:pStyle w:val="Contenudecadre"/>
+                              <w:overflowPunct w:val="false"/>
+                              <w:spacing w:lineRule="auto" w:line="240" w:before="0" w:after="0"/>
+                              <w:rPr>
+                                <w:sz w:val="20"/>
+                                <w:szCs w:val="20"/>
+                              </w:rPr>
+                            </w:pPr>
+                            <w:r>
+                              <w:rPr>
+                                <w:sz w:val="20"/>
+                                <w:szCs w:val="20"/>
+                              </w:rPr>
+                            </w:r>
+                          </w:p>
+                          <w:p>
+                            <w:pPr>
+                              <w:pStyle w:val="Contenudecadre"/>
+                              <w:overflowPunct w:val="false"/>
+                              <w:spacing w:lineRule="auto" w:line="240" w:before="0" w:after="0"/>
+                              <w:rPr>
+                                <w:sz w:val="20"/>
+                                <w:szCs w:val="20"/>
+                              </w:rPr>
+                            </w:pPr>
+                            <w:r>
+                              <w:rPr>
+                                <w:sz w:val="20"/>
+                                <w:szCs w:val="20"/>
+                              </w:rPr>
+                            </w:r>
+                          </w:p>
+                          <w:p>
+                            <w:pPr>
+                              <w:pStyle w:val="Contenudecadre"/>
+                              <w:overflowPunct w:val="false"/>
+                              <w:spacing w:lineRule="auto" w:line="240" w:before="0" w:after="0"/>
+                              <w:rPr>
+                                <w:sz w:val="20"/>
+                                <w:szCs w:val="20"/>
+                              </w:rPr>
+                            </w:pPr>
+                            <w:r>
+                              <w:rPr>
+                                <w:sz w:val="20"/>
+                                <w:szCs w:val="20"/>
+                              </w:rPr>
+                            </w:r>
+                          </w:p>
+                          <w:p>
+                            <w:pPr>
+                              <w:pStyle w:val="Contenudecadre"/>
+                              <w:overflowPunct w:val="false"/>
+                              <w:spacing w:lineRule="auto" w:line="240" w:before="0" w:after="0"/>
+                              <w:rPr>
+                                <w:sz w:val="20"/>
+                                <w:szCs w:val="20"/>
+                              </w:rPr>
+                            </w:pPr>
+                            <w:r>
+                              <w:rPr>
+                                <w:sz w:val="20"/>
+                                <w:szCs w:val="20"/>
+                              </w:rPr>
+                            </w:r>
+                          </w:p>
+                          <w:p>
+                            <w:pPr>
+                              <w:pStyle w:val="Contenudecadre"/>
+                              <w:overflowPunct w:val="false"/>
+                              <w:spacing w:lineRule="auto" w:line="240" w:before="0" w:after="0"/>
+                              <w:rPr>
+                                <w:sz w:val="20"/>
+                                <w:szCs w:val="20"/>
+                              </w:rPr>
+                            </w:pPr>
+                            <w:r>
+                              <w:rPr>
+                                <w:sz w:val="20"/>
+                                <w:szCs w:val="20"/>
+                              </w:rPr>
+                            </w:r>
+                          </w:p>
+                          <w:p>
+                            <w:pPr>
+                              <w:pStyle w:val="Contenudecadre"/>
+                              <w:overflowPunct w:val="false"/>
+                              <w:spacing w:lineRule="auto" w:line="240" w:before="0" w:after="0"/>
+                              <w:rPr>
+                                <w:sz w:val="20"/>
+                                <w:szCs w:val="20"/>
+                              </w:rPr>
+                            </w:pPr>
+                            <w:r>
+                              <w:rPr>
+                                <w:sz w:val="20"/>
+                                <w:szCs w:val="20"/>
+                              </w:rPr>
+                            </w:r>
+                          </w:p>
+                          <w:p>
+                            <w:pPr>
+                              <w:pStyle w:val="Contenudecadre"/>
+                              <w:overflowPunct w:val="false"/>
+                              <w:spacing w:lineRule="auto" w:line="240" w:before="0" w:after="0"/>
+                              <w:rPr>
+                                <w:sz w:val="20"/>
+                                <w:szCs w:val="20"/>
+                              </w:rPr>
+                            </w:pPr>
+                            <w:r>
+                              <w:rPr>
+                                <w:sz w:val="20"/>
+                                <w:szCs w:val="20"/>
+                              </w:rPr>
+                            </w:r>
+                          </w:p>
+                          <w:p>
+                            <w:pPr>
+                              <w:pStyle w:val="Contenudecadre"/>
+                              <w:overflowPunct w:val="false"/>
+                              <w:spacing w:lineRule="auto" w:line="240" w:before="0" w:after="0"/>
+                              <w:rPr>
+                                <w:sz w:val="20"/>
+                                <w:szCs w:val="20"/>
+                              </w:rPr>
+                            </w:pPr>
+                            <w:r>
+                              <w:rPr>
+                                <w:sz w:val="20"/>
+                                <w:szCs w:val="20"/>
+                              </w:rPr>
+                            </w:r>
+                          </w:p>
+                          <w:p>
+                            <w:pPr>
+                              <w:pStyle w:val="Contenudecadre"/>
+                              <w:overflowPunct w:val="false"/>
+                              <w:spacing w:lineRule="auto" w:line="240" w:before="0" w:after="0"/>
+                              <w:rPr>
+                                <w:sz w:val="20"/>
+                                <w:szCs w:val="20"/>
+                              </w:rPr>
+                            </w:pPr>
+                            <w:r>
+                              <w:rPr>
+                                <w:sz w:val="20"/>
+                                <w:szCs w:val="20"/>
+                              </w:rPr>
+                            </w:r>
+                          </w:p>
+                          <w:p>
+                            <w:pPr>
+                              <w:pStyle w:val="Contenudecadre"/>
+                              <w:overflowPunct w:val="false"/>
+                              <w:spacing w:lineRule="auto" w:line="240" w:before="0" w:after="0"/>
+                              <w:rPr>
+                                <w:sz w:val="20"/>
+                                <w:szCs w:val="20"/>
+                              </w:rPr>
+                            </w:pPr>
+                            <w:r>
+                              <w:rPr>
+                                <w:sz w:val="20"/>
+                                <w:szCs w:val="20"/>
+                              </w:rPr>
+                            </w:r>
+                          </w:p>
+                          <w:p>
+                            <w:pPr>
+                              <w:pStyle w:val="Contenudecadre"/>
+                              <w:overflowPunct w:val="false"/>
+                              <w:spacing w:lineRule="auto" w:line="240" w:before="0" w:after="0"/>
+                              <w:rPr>
+                                <w:sz w:val="20"/>
+                                <w:szCs w:val="20"/>
+                              </w:rPr>
+                            </w:pPr>
+                            <w:r>
+                              <w:rPr>
+                                <w:sz w:val="20"/>
+                                <w:szCs w:val="20"/>
+                              </w:rPr>
+                            </w:r>
+                          </w:p>
+                          <w:p>
+                            <w:pPr>
+                              <w:pStyle w:val="Contenudecadre"/>
+                              <w:overflowPunct w:val="false"/>
+                              <w:spacing w:lineRule="auto" w:line="240" w:before="0" w:after="0"/>
+                              <w:rPr>
+                                <w:sz w:val="20"/>
+                                <w:szCs w:val="20"/>
+                              </w:rPr>
+                            </w:pPr>
+                            <w:r>
+                              <w:rPr>
+                                <w:sz w:val="20"/>
+                                <w:szCs w:val="20"/>
+                              </w:rPr>
+                            </w:r>
+                          </w:p>
+                          <w:p>
+                            <w:pPr>
+                              <w:pStyle w:val="Contenudecadre"/>
+                              <w:overflowPunct w:val="false"/>
+                              <w:spacing w:lineRule="auto" w:line="240" w:before="0" w:after="0"/>
+                              <w:rPr>
+                                <w:sz w:val="20"/>
+                                <w:szCs w:val="20"/>
+                              </w:rPr>
+                            </w:pPr>
+                            <w:r>
+                              <w:rPr>
+                                <w:sz w:val="20"/>
+                                <w:szCs w:val="20"/>
+                              </w:rPr>
+                            </w:r>
+                          </w:p>
+                          <w:p>
+                            <w:pPr>
+                              <w:pStyle w:val="Contenudecadre"/>
+                              <w:overflowPunct w:val="false"/>
+                              <w:spacing w:lineRule="auto" w:line="240" w:before="0" w:after="0"/>
+                              <w:rPr>
+                                <w:sz w:val="20"/>
+                                <w:szCs w:val="20"/>
+                              </w:rPr>
+                            </w:pPr>
+                            <w:r>
+                              <w:rPr>
+                                <w:sz w:val="20"/>
+                                <w:szCs w:val="20"/>
+                              </w:rPr>
+                            </w:r>
+                          </w:p>
+                          <w:p>
+                            <w:pPr>
+                              <w:pStyle w:val="Contenudecadre"/>
+                              <w:overflowPunct w:val="false"/>
+                              <w:spacing w:lineRule="auto" w:line="240" w:before="0" w:after="0"/>
+                              <w:rPr>
+                                <w:sz w:val="20"/>
+                                <w:szCs w:val="20"/>
+                              </w:rPr>
+                            </w:pPr>
+                            <w:r>
+                              <w:rPr>
+                                <w:sz w:val="20"/>
+                                <w:szCs w:val="20"/>
+                              </w:rPr>
+                            </w:r>
+                          </w:p>
+                          <w:p>
+                            <w:pPr>
+                              <w:pStyle w:val="Contenudecadre"/>
+                              <w:overflowPunct w:val="false"/>
+                              <w:spacing w:lineRule="auto" w:line="240" w:before="0" w:after="0"/>
+                              <w:rPr>
+                                <w:sz w:val="20"/>
+                                <w:szCs w:val="20"/>
+                              </w:rPr>
+                            </w:pPr>
+                            <w:r>
+                              <w:rPr>
+                                <w:sz w:val="20"/>
+                                <w:szCs w:val="20"/>
+                              </w:rPr>
+                            </w:r>
+                          </w:p>
+                          <w:p>
+                            <w:pPr>
+                              <w:pStyle w:val="Contenudecadre"/>
+                              <w:overflowPunct w:val="false"/>
+                              <w:spacing w:lineRule="auto" w:line="240" w:before="0" w:after="0"/>
+                              <w:rPr>
+                                <w:sz w:val="20"/>
+                                <w:szCs w:val="20"/>
+                              </w:rPr>
+                            </w:pPr>
+                            <w:r>
+                              <w:rPr>
+                                <w:sz w:val="20"/>
+                                <w:szCs w:val="20"/>
+                              </w:rPr>
+                            </w:r>
+                          </w:p>
+                          <w:p>
+                            <w:pPr>
+                              <w:pStyle w:val="Contenudecadre"/>
+                              <w:overflowPunct w:val="false"/>
+                              <w:spacing w:lineRule="auto" w:line="240" w:before="0" w:after="0"/>
+                              <w:rPr>
+                                <w:sz w:val="20"/>
+                                <w:szCs w:val="20"/>
+                              </w:rPr>
+                            </w:pPr>
+                            <w:r>
+                              <w:rPr>
+                                <w:sz w:val="20"/>
+                                <w:szCs w:val="20"/>
+                              </w:rPr>
+                            </w:r>
+                          </w:p>
+                          <w:p>
+                            <w:pPr>
+                              <w:pStyle w:val="Contenudecadre"/>
+                              <w:overflowPunct w:val="false"/>
+                              <w:spacing w:lineRule="auto" w:line="240" w:before="0" w:after="0"/>
+                              <w:rPr>
+                                <w:sz w:val="20"/>
+                                <w:szCs w:val="20"/>
+                              </w:rPr>
+                            </w:pPr>
+                            <w:r>
+                              <w:rPr>
+                                <w:sz w:val="20"/>
+                                <w:szCs w:val="20"/>
+                              </w:rPr>
+                            </w:r>
+                          </w:p>
+                          <w:p>
+                            <w:pPr>
+                              <w:pStyle w:val="Contenudecadre"/>
+                              <w:overflowPunct w:val="false"/>
+                              <w:spacing w:lineRule="auto" w:line="240" w:before="0" w:after="0"/>
+                              <w:rPr>
+                                <w:sz w:val="20"/>
+                                <w:szCs w:val="20"/>
+                              </w:rPr>
+                            </w:pPr>
+                            <w:r>
+                              <w:rPr>
+                                <w:sz w:val="20"/>
+                                <w:szCs w:val="20"/>
+                              </w:rPr>
+                            </w:r>
+                          </w:p>
+                          <w:p>
+                            <w:pPr>
+                              <w:pStyle w:val="Contenudecadre"/>
+                              <w:overflowPunct w:val="false"/>
+                              <w:spacing w:lineRule="auto" w:line="240" w:before="0" w:after="0"/>
+                              <w:rPr>
+                                <w:sz w:val="20"/>
+                                <w:szCs w:val="20"/>
+                              </w:rPr>
+                            </w:pPr>
+                            <w:r>
+                              <w:rPr>
+                                <w:sz w:val="20"/>
+                                <w:szCs w:val="20"/>
+                              </w:rPr>
+                            </w:r>
+                          </w:p>
+                          <w:p>
+                            <w:pPr>
+                              <w:pStyle w:val="Contenudecadre"/>
+                              <w:overflowPunct w:val="false"/>
+                              <w:spacing w:lineRule="auto" w:line="240" w:before="0" w:after="0"/>
+                              <w:rPr>
+                                <w:sz w:val="20"/>
+                                <w:szCs w:val="20"/>
+                              </w:rPr>
+                            </w:pPr>
+                            <w:r>
+                              <w:rPr>
+                                <w:sz w:val="20"/>
+                                <w:szCs w:val="20"/>
+                              </w:rPr>
+                            </w:r>
+                          </w:p>
+                          <w:p>
+                            <w:pPr>
+                              <w:pStyle w:val="Contenudecadre"/>
+                              <w:overflowPunct w:val="false"/>
+                              <w:spacing w:lineRule="auto" w:line="240" w:before="0" w:after="0"/>
+                              <w:rPr>
+                                <w:sz w:val="20"/>
+                                <w:szCs w:val="20"/>
+                              </w:rPr>
+                            </w:pPr>
+                            <w:r>
+                              <w:rPr>
+                                <w:sz w:val="20"/>
+                                <w:szCs w:val="20"/>
+                              </w:rPr>
+                            </w:r>
+                          </w:p>
+                          <w:p>
+                            <w:pPr>
+                              <w:pStyle w:val="Contenudecadre"/>
+                              <w:overflowPunct w:val="false"/>
+                              <w:spacing w:lineRule="auto" w:line="240" w:before="0" w:after="0"/>
+                              <w:rPr>
+                                <w:sz w:val="20"/>
+                                <w:szCs w:val="20"/>
+                              </w:rPr>
+                            </w:pPr>
+                            <w:r>
+                              <w:rPr>
+                                <w:sz w:val="20"/>
+                                <w:szCs w:val="20"/>
+                              </w:rPr>
+                            </w:r>
+                          </w:p>
+                          <w:p>
+                            <w:pPr>
+                              <w:pStyle w:val="Contenudecadre"/>
+                              <w:overflowPunct w:val="false"/>
+                              <w:spacing w:lineRule="auto" w:line="240" w:before="0" w:after="0"/>
+                              <w:rPr>
+                                <w:sz w:val="20"/>
+                                <w:szCs w:val="20"/>
+                              </w:rPr>
+                            </w:pPr>
+                            <w:r>
+                              <w:rPr>
+                                <w:sz w:val="20"/>
+                                <w:szCs w:val="20"/>
+                              </w:rPr>
+                            </w:r>
+                          </w:p>
+                          <w:p>
+                            <w:pPr>
+                              <w:pStyle w:val="Contenudecadre"/>
+                              <w:overflowPunct w:val="false"/>
+                              <w:spacing w:lineRule="auto" w:line="240" w:before="0" w:after="0"/>
+                              <w:rPr>
+                                <w:sz w:val="20"/>
+                                <w:szCs w:val="20"/>
+                              </w:rPr>
+                            </w:pPr>
+                            <w:r>
+                              <w:rPr>
+                                <w:sz w:val="20"/>
+                                <w:szCs w:val="20"/>
+                              </w:rPr>
+                            </w:r>
+                          </w:p>
+                          <w:p>
+                            <w:pPr>
+                              <w:pStyle w:val="Contenudecadre"/>
+                              <w:overflowPunct w:val="false"/>
+                              <w:spacing w:lineRule="auto" w:line="240" w:before="0" w:after="0"/>
+                              <w:rPr>
+                                <w:sz w:val="20"/>
+                                <w:szCs w:val="20"/>
+                              </w:rPr>
+                            </w:pPr>
+                            <w:r>
+                              <w:rPr>
+                                <w:sz w:val="20"/>
+                                <w:szCs w:val="20"/>
+                              </w:rPr>
                             </w:r>
                           </w:p>
                         </w:txbxContent>
@@ -483,7 +666,7 @@
           </mc:Choice>
           <mc:Fallback>
             <w:pict>
-              <v:rect id="shape_0" ID="Forme1" stroked="t" style="position:absolute;margin-left:-15.1pt;margin-top:107.7pt;width:478.5pt;height:396.65pt">
+              <v:rect id="shape_0" ID="Forme1" stroked="t" style="position:absolute;margin-left:-15.1pt;margin-top:107.7pt;width:478.55pt;height:361.1pt">
                 <w10:wrap type="square"/>
                 <v:fill o:detectmouseclick="t" on="false"/>
                 <v:stroke color="black" joinstyle="round" endcap="flat"/>
@@ -492,7 +675,7 @@
                     <w:p>
                       <w:pPr>
                         <w:pStyle w:val="Contenudecadre"/>
-                        <w:overflowPunct w:val="true"/>
+                        <w:overflowPunct w:val="false"/>
                         <w:spacing w:lineRule="auto" w:line="240" w:before="0" w:after="0"/>
                         <w:rPr/>
                       </w:pPr>
@@ -511,6 +694,8 @@
                           <w:b/>
                           <w:bCs/>
                           <w:color w:val="auto"/>
+                          <w:sz w:val="20"/>
+                          <w:szCs w:val="20"/>
                         </w:rPr>
                         <w:t>Commentaires généraux :</w:t>
                       </w:r>
@@ -518,331 +703,512 @@
                     <w:p>
                       <w:pPr>
                         <w:pStyle w:val="Contenudecadre"/>
-                        <w:overflowPunct w:val="true"/>
-                        <w:spacing w:lineRule="auto" w:line="240" w:before="0" w:after="0"/>
-                        <w:rPr/>
-                      </w:pPr>
-                      <w:r>
-                        <w:rPr/>
-                      </w:r>
-                    </w:p>
-                    <w:p>
-                      <w:pPr>
-                        <w:pStyle w:val="Contenudecadre"/>
-                        <w:overflowPunct w:val="true"/>
-                        <w:spacing w:lineRule="auto" w:line="240" w:before="0" w:after="0"/>
-                        <w:rPr/>
-                      </w:pPr>
-                      <w:r>
-                        <w:rPr/>
-                      </w:r>
-                    </w:p>
-                    <w:p>
-                      <w:pPr>
-                        <w:pStyle w:val="Contenudecadre"/>
-                        <w:overflowPunct w:val="true"/>
-                        <w:spacing w:lineRule="auto" w:line="240" w:before="0" w:after="0"/>
-                        <w:rPr/>
-                      </w:pPr>
-                      <w:r>
-                        <w:rPr/>
-                      </w:r>
-                    </w:p>
-                    <w:p>
-                      <w:pPr>
-                        <w:pStyle w:val="Contenudecadre"/>
-                        <w:overflowPunct w:val="true"/>
-                        <w:spacing w:lineRule="auto" w:line="240" w:before="0" w:after="0"/>
-                        <w:rPr/>
-                      </w:pPr>
-                      <w:r>
-                        <w:rPr/>
-                      </w:r>
-                    </w:p>
-                    <w:p>
-                      <w:pPr>
-                        <w:pStyle w:val="Contenudecadre"/>
-                        <w:overflowPunct w:val="true"/>
-                        <w:spacing w:lineRule="auto" w:line="240" w:before="0" w:after="0"/>
-                        <w:rPr/>
-                      </w:pPr>
-                      <w:r>
-                        <w:rPr/>
-                      </w:r>
-                    </w:p>
-                    <w:p>
-                      <w:pPr>
-                        <w:pStyle w:val="Contenudecadre"/>
-                        <w:overflowPunct w:val="true"/>
-                        <w:spacing w:lineRule="auto" w:line="240" w:before="0" w:after="0"/>
-                        <w:rPr/>
-                      </w:pPr>
-                      <w:r>
-                        <w:rPr/>
-                      </w:r>
-                    </w:p>
-                    <w:p>
-                      <w:pPr>
-                        <w:pStyle w:val="Contenudecadre"/>
-                        <w:overflowPunct w:val="true"/>
-                        <w:spacing w:lineRule="auto" w:line="240" w:before="0" w:after="0"/>
-                        <w:rPr/>
-                      </w:pPr>
-                      <w:r>
-                        <w:rPr/>
-                      </w:r>
-                    </w:p>
-                    <w:p>
-                      <w:pPr>
-                        <w:pStyle w:val="Contenudecadre"/>
-                        <w:overflowPunct w:val="true"/>
-                        <w:spacing w:lineRule="auto" w:line="240" w:before="0" w:after="0"/>
-                        <w:rPr/>
-                      </w:pPr>
-                      <w:r>
-                        <w:rPr/>
-                      </w:r>
-                    </w:p>
-                    <w:p>
-                      <w:pPr>
-                        <w:pStyle w:val="Contenudecadre"/>
-                        <w:overflowPunct w:val="true"/>
-                        <w:spacing w:lineRule="auto" w:line="240" w:before="0" w:after="0"/>
-                        <w:rPr/>
-                      </w:pPr>
-                      <w:r>
-                        <w:rPr/>
-                      </w:r>
-                    </w:p>
-                    <w:p>
-                      <w:pPr>
-                        <w:pStyle w:val="Contenudecadre"/>
-                        <w:overflowPunct w:val="true"/>
-                        <w:spacing w:lineRule="auto" w:line="240" w:before="0" w:after="0"/>
-                        <w:rPr/>
-                      </w:pPr>
-                      <w:r>
-                        <w:rPr/>
-                      </w:r>
-                    </w:p>
-                    <w:p>
-                      <w:pPr>
-                        <w:pStyle w:val="Contenudecadre"/>
-                        <w:overflowPunct w:val="true"/>
-                        <w:spacing w:lineRule="auto" w:line="240" w:before="0" w:after="0"/>
-                        <w:rPr/>
-                      </w:pPr>
-                      <w:r>
-                        <w:rPr/>
-                      </w:r>
-                    </w:p>
-                    <w:p>
-                      <w:pPr>
-                        <w:pStyle w:val="Contenudecadre"/>
-                        <w:overflowPunct w:val="true"/>
-                        <w:spacing w:lineRule="auto" w:line="240" w:before="0" w:after="0"/>
-                        <w:rPr/>
-                      </w:pPr>
-                      <w:r>
-                        <w:rPr/>
-                      </w:r>
-                    </w:p>
-                    <w:p>
-                      <w:pPr>
-                        <w:pStyle w:val="Contenudecadre"/>
-                        <w:overflowPunct w:val="true"/>
-                        <w:spacing w:lineRule="auto" w:line="240" w:before="0" w:after="0"/>
-                        <w:rPr/>
-                      </w:pPr>
-                      <w:r>
-                        <w:rPr/>
-                      </w:r>
-                    </w:p>
-                    <w:p>
-                      <w:pPr>
-                        <w:pStyle w:val="Contenudecadre"/>
-                        <w:overflowPunct w:val="true"/>
-                        <w:spacing w:lineRule="auto" w:line="240" w:before="0" w:after="0"/>
-                        <w:rPr/>
-                      </w:pPr>
-                      <w:r>
-                        <w:rPr/>
-                      </w:r>
-                    </w:p>
-                    <w:p>
-                      <w:pPr>
-                        <w:pStyle w:val="Contenudecadre"/>
-                        <w:overflowPunct w:val="true"/>
-                        <w:spacing w:lineRule="auto" w:line="240" w:before="0" w:after="0"/>
-                        <w:rPr/>
-                      </w:pPr>
-                      <w:r>
-                        <w:rPr/>
-                      </w:r>
-                    </w:p>
-                    <w:p>
-                      <w:pPr>
-                        <w:pStyle w:val="Contenudecadre"/>
-                        <w:overflowPunct w:val="true"/>
-                        <w:spacing w:lineRule="auto" w:line="240" w:before="0" w:after="0"/>
-                        <w:rPr/>
-                      </w:pPr>
-                      <w:r>
-                        <w:rPr/>
-                      </w:r>
-                    </w:p>
-                    <w:p>
-                      <w:pPr>
-                        <w:pStyle w:val="Contenudecadre"/>
-                        <w:overflowPunct w:val="true"/>
-                        <w:spacing w:lineRule="auto" w:line="240" w:before="0" w:after="0"/>
-                        <w:rPr/>
-                      </w:pPr>
-                      <w:r>
-                        <w:rPr/>
-                      </w:r>
-                    </w:p>
-                    <w:p>
-                      <w:pPr>
-                        <w:pStyle w:val="Contenudecadre"/>
-                        <w:overflowPunct w:val="true"/>
-                        <w:spacing w:lineRule="auto" w:line="240" w:before="0" w:after="0"/>
-                        <w:rPr/>
-                      </w:pPr>
-                      <w:r>
-                        <w:rPr/>
-                      </w:r>
-                    </w:p>
-                    <w:p>
-                      <w:pPr>
-                        <w:pStyle w:val="Contenudecadre"/>
-                        <w:overflowPunct w:val="true"/>
-                        <w:spacing w:lineRule="auto" w:line="240" w:before="0" w:after="0"/>
-                        <w:rPr/>
-                      </w:pPr>
-                      <w:r>
-                        <w:rPr/>
-                      </w:r>
-                    </w:p>
-                    <w:p>
-                      <w:pPr>
-                        <w:pStyle w:val="Contenudecadre"/>
-                        <w:overflowPunct w:val="true"/>
-                        <w:spacing w:lineRule="auto" w:line="240" w:before="0" w:after="0"/>
-                        <w:rPr/>
-                      </w:pPr>
-                      <w:r>
-                        <w:rPr/>
-                      </w:r>
-                    </w:p>
-                    <w:p>
-                      <w:pPr>
-                        <w:pStyle w:val="Contenudecadre"/>
-                        <w:overflowPunct w:val="true"/>
-                        <w:spacing w:lineRule="auto" w:line="240" w:before="0" w:after="0"/>
-                        <w:rPr/>
-                      </w:pPr>
-                      <w:r>
-                        <w:rPr/>
-                      </w:r>
-                    </w:p>
-                    <w:p>
-                      <w:pPr>
-                        <w:pStyle w:val="Contenudecadre"/>
-                        <w:overflowPunct w:val="true"/>
-                        <w:spacing w:lineRule="auto" w:line="240" w:before="0" w:after="0"/>
-                        <w:rPr/>
-                      </w:pPr>
-                      <w:r>
-                        <w:rPr/>
-                      </w:r>
-                    </w:p>
-                    <w:p>
-                      <w:pPr>
-                        <w:pStyle w:val="Contenudecadre"/>
-                        <w:overflowPunct w:val="true"/>
-                        <w:spacing w:lineRule="auto" w:line="240" w:before="0" w:after="0"/>
-                        <w:rPr/>
-                      </w:pPr>
-                      <w:r>
-                        <w:rPr/>
-                      </w:r>
-                    </w:p>
-                    <w:p>
-                      <w:pPr>
-                        <w:pStyle w:val="Contenudecadre"/>
-                        <w:overflowPunct w:val="true"/>
-                        <w:spacing w:lineRule="auto" w:line="240" w:before="0" w:after="0"/>
-                        <w:rPr/>
-                      </w:pPr>
-                      <w:r>
-                        <w:rPr/>
-                      </w:r>
-                    </w:p>
-                    <w:p>
-                      <w:pPr>
-                        <w:pStyle w:val="Contenudecadre"/>
-                        <w:overflowPunct w:val="true"/>
-                        <w:spacing w:lineRule="auto" w:line="240" w:before="0" w:after="0"/>
-                        <w:rPr/>
-                      </w:pPr>
-                      <w:r>
-                        <w:rPr/>
-                      </w:r>
-                    </w:p>
-                    <w:p>
-                      <w:pPr>
-                        <w:pStyle w:val="Contenudecadre"/>
-                        <w:overflowPunct w:val="true"/>
-                        <w:spacing w:lineRule="auto" w:line="240" w:before="0" w:after="0"/>
-                        <w:rPr/>
-                      </w:pPr>
-                      <w:r>
-                        <w:rPr/>
-                      </w:r>
-                    </w:p>
-                    <w:p>
-                      <w:pPr>
-                        <w:pStyle w:val="Contenudecadre"/>
-                        <w:overflowPunct w:val="true"/>
-                        <w:spacing w:lineRule="auto" w:line="240" w:before="0" w:after="0"/>
-                        <w:rPr/>
-                      </w:pPr>
-                      <w:r>
-                        <w:rPr/>
-                      </w:r>
-                    </w:p>
-                    <w:p>
-                      <w:pPr>
-                        <w:pStyle w:val="Contenudecadre"/>
-                        <w:overflowPunct w:val="true"/>
-                        <w:spacing w:lineRule="auto" w:line="240" w:before="0" w:after="0"/>
-                        <w:rPr/>
-                      </w:pPr>
-                      <w:r>
-                        <w:rPr/>
-                      </w:r>
-                    </w:p>
-                    <w:p>
-                      <w:pPr>
-                        <w:pStyle w:val="Contenudecadre"/>
-                        <w:overflowPunct w:val="true"/>
-                        <w:spacing w:lineRule="auto" w:line="240" w:before="0" w:after="0"/>
-                        <w:rPr/>
-                      </w:pPr>
-                      <w:r>
-                        <w:rPr/>
-                      </w:r>
-                    </w:p>
-                    <w:p>
-                      <w:pPr>
-                        <w:pStyle w:val="Contenudecadre"/>
-                        <w:overflowPunct w:val="true"/>
-                        <w:spacing w:lineRule="auto" w:line="240" w:before="0" w:after="0"/>
-                        <w:rPr/>
-                      </w:pPr>
-                      <w:r>
-                        <w:rPr/>
+                        <w:overflowPunct w:val="false"/>
+                        <w:spacing w:lineRule="auto" w:line="240" w:before="0" w:after="0"/>
+                        <w:rPr>
+                          <w:sz w:val="20"/>
+                          <w:szCs w:val="20"/>
+                        </w:rPr>
+                      </w:pPr>
+                      <w:r>
+                        <w:rPr>
+                          <w:sz w:val="20"/>
+                          <w:szCs w:val="20"/>
+                        </w:rPr>
+                        <w:t>{{ code_comment }}</w:t>
+                      </w:r>
+                    </w:p>
+                    <w:p>
+                      <w:pPr>
+                        <w:pStyle w:val="Contenudecadre"/>
+                        <w:overflowPunct w:val="false"/>
+                        <w:spacing w:lineRule="auto" w:line="240" w:before="0" w:after="0"/>
+                        <w:rPr>
+                          <w:sz w:val="20"/>
+                          <w:szCs w:val="20"/>
+                        </w:rPr>
+                      </w:pPr>
+                      <w:r>
+                        <w:rPr>
+                          <w:sz w:val="20"/>
+                          <w:szCs w:val="20"/>
+                        </w:rPr>
+                      </w:r>
+                    </w:p>
+                    <w:p>
+                      <w:pPr>
+                        <w:pStyle w:val="Contenudecadre"/>
+                        <w:overflowPunct w:val="false"/>
+                        <w:spacing w:lineRule="auto" w:line="240" w:before="0" w:after="0"/>
+                        <w:rPr>
+                          <w:sz w:val="20"/>
+                          <w:szCs w:val="20"/>
+                        </w:rPr>
+                      </w:pPr>
+                      <w:r>
+                        <w:rPr>
+                          <w:sz w:val="20"/>
+                          <w:szCs w:val="20"/>
+                        </w:rPr>
+                      </w:r>
+                    </w:p>
+                    <w:p>
+                      <w:pPr>
+                        <w:pStyle w:val="Contenudecadre"/>
+                        <w:overflowPunct w:val="false"/>
+                        <w:spacing w:lineRule="auto" w:line="240" w:before="0" w:after="0"/>
+                        <w:rPr>
+                          <w:sz w:val="20"/>
+                          <w:szCs w:val="20"/>
+                        </w:rPr>
+                      </w:pPr>
+                      <w:r>
+                        <w:rPr>
+                          <w:sz w:val="20"/>
+                          <w:szCs w:val="20"/>
+                        </w:rPr>
+                      </w:r>
+                    </w:p>
+                    <w:p>
+                      <w:pPr>
+                        <w:pStyle w:val="Contenudecadre"/>
+                        <w:overflowPunct w:val="false"/>
+                        <w:spacing w:lineRule="auto" w:line="240" w:before="0" w:after="0"/>
+                        <w:rPr>
+                          <w:sz w:val="20"/>
+                          <w:szCs w:val="20"/>
+                        </w:rPr>
+                      </w:pPr>
+                      <w:r>
+                        <w:rPr>
+                          <w:sz w:val="20"/>
+                          <w:szCs w:val="20"/>
+                        </w:rPr>
+                      </w:r>
+                    </w:p>
+                    <w:p>
+                      <w:pPr>
+                        <w:pStyle w:val="Contenudecadre"/>
+                        <w:overflowPunct w:val="false"/>
+                        <w:spacing w:lineRule="auto" w:line="240" w:before="0" w:after="0"/>
+                        <w:rPr>
+                          <w:sz w:val="20"/>
+                          <w:szCs w:val="20"/>
+                        </w:rPr>
+                      </w:pPr>
+                      <w:r>
+                        <w:rPr>
+                          <w:sz w:val="20"/>
+                          <w:szCs w:val="20"/>
+                        </w:rPr>
+                      </w:r>
+                    </w:p>
+                    <w:p>
+                      <w:pPr>
+                        <w:pStyle w:val="Contenudecadre"/>
+                        <w:overflowPunct w:val="false"/>
+                        <w:spacing w:lineRule="auto" w:line="240" w:before="0" w:after="0"/>
+                        <w:rPr>
+                          <w:sz w:val="20"/>
+                          <w:szCs w:val="20"/>
+                        </w:rPr>
+                      </w:pPr>
+                      <w:r>
+                        <w:rPr>
+                          <w:sz w:val="20"/>
+                          <w:szCs w:val="20"/>
+                        </w:rPr>
+                      </w:r>
+                    </w:p>
+                    <w:p>
+                      <w:pPr>
+                        <w:pStyle w:val="Contenudecadre"/>
+                        <w:overflowPunct w:val="false"/>
+                        <w:spacing w:lineRule="auto" w:line="240" w:before="0" w:after="0"/>
+                        <w:rPr>
+                          <w:sz w:val="20"/>
+                          <w:szCs w:val="20"/>
+                        </w:rPr>
+                      </w:pPr>
+                      <w:r>
+                        <w:rPr>
+                          <w:sz w:val="20"/>
+                          <w:szCs w:val="20"/>
+                        </w:rPr>
+                      </w:r>
+                    </w:p>
+                    <w:p>
+                      <w:pPr>
+                        <w:pStyle w:val="Contenudecadre"/>
+                        <w:overflowPunct w:val="false"/>
+                        <w:spacing w:lineRule="auto" w:line="240" w:before="0" w:after="0"/>
+                        <w:rPr>
+                          <w:sz w:val="20"/>
+                          <w:szCs w:val="20"/>
+                        </w:rPr>
+                      </w:pPr>
+                      <w:r>
+                        <w:rPr>
+                          <w:sz w:val="20"/>
+                          <w:szCs w:val="20"/>
+                        </w:rPr>
+                      </w:r>
+                    </w:p>
+                    <w:p>
+                      <w:pPr>
+                        <w:pStyle w:val="Contenudecadre"/>
+                        <w:overflowPunct w:val="false"/>
+                        <w:spacing w:lineRule="auto" w:line="240" w:before="0" w:after="0"/>
+                        <w:rPr>
+                          <w:sz w:val="20"/>
+                          <w:szCs w:val="20"/>
+                        </w:rPr>
+                      </w:pPr>
+                      <w:r>
+                        <w:rPr>
+                          <w:sz w:val="20"/>
+                          <w:szCs w:val="20"/>
+                        </w:rPr>
+                      </w:r>
+                    </w:p>
+                    <w:p>
+                      <w:pPr>
+                        <w:pStyle w:val="Contenudecadre"/>
+                        <w:overflowPunct w:val="false"/>
+                        <w:spacing w:lineRule="auto" w:line="240" w:before="0" w:after="0"/>
+                        <w:rPr>
+                          <w:sz w:val="20"/>
+                          <w:szCs w:val="20"/>
+                        </w:rPr>
+                      </w:pPr>
+                      <w:r>
+                        <w:rPr>
+                          <w:sz w:val="20"/>
+                          <w:szCs w:val="20"/>
+                        </w:rPr>
+                      </w:r>
+                    </w:p>
+                    <w:p>
+                      <w:pPr>
+                        <w:pStyle w:val="Contenudecadre"/>
+                        <w:overflowPunct w:val="false"/>
+                        <w:spacing w:lineRule="auto" w:line="240" w:before="0" w:after="0"/>
+                        <w:rPr>
+                          <w:sz w:val="20"/>
+                          <w:szCs w:val="20"/>
+                        </w:rPr>
+                      </w:pPr>
+                      <w:r>
+                        <w:rPr>
+                          <w:sz w:val="20"/>
+                          <w:szCs w:val="20"/>
+                        </w:rPr>
+                      </w:r>
+                    </w:p>
+                    <w:p>
+                      <w:pPr>
+                        <w:pStyle w:val="Contenudecadre"/>
+                        <w:overflowPunct w:val="false"/>
+                        <w:spacing w:lineRule="auto" w:line="240" w:before="0" w:after="0"/>
+                        <w:rPr>
+                          <w:sz w:val="20"/>
+                          <w:szCs w:val="20"/>
+                        </w:rPr>
+                      </w:pPr>
+                      <w:r>
+                        <w:rPr>
+                          <w:sz w:val="20"/>
+                          <w:szCs w:val="20"/>
+                        </w:rPr>
+                      </w:r>
+                    </w:p>
+                    <w:p>
+                      <w:pPr>
+                        <w:pStyle w:val="Contenudecadre"/>
+                        <w:overflowPunct w:val="false"/>
+                        <w:spacing w:lineRule="auto" w:line="240" w:before="0" w:after="0"/>
+                        <w:rPr>
+                          <w:sz w:val="20"/>
+                          <w:szCs w:val="20"/>
+                        </w:rPr>
+                      </w:pPr>
+                      <w:r>
+                        <w:rPr>
+                          <w:sz w:val="20"/>
+                          <w:szCs w:val="20"/>
+                        </w:rPr>
+                      </w:r>
+                    </w:p>
+                    <w:p>
+                      <w:pPr>
+                        <w:pStyle w:val="Contenudecadre"/>
+                        <w:overflowPunct w:val="false"/>
+                        <w:spacing w:lineRule="auto" w:line="240" w:before="0" w:after="0"/>
+                        <w:rPr>
+                          <w:sz w:val="20"/>
+                          <w:szCs w:val="20"/>
+                        </w:rPr>
+                      </w:pPr>
+                      <w:r>
+                        <w:rPr>
+                          <w:sz w:val="20"/>
+                          <w:szCs w:val="20"/>
+                        </w:rPr>
+                      </w:r>
+                    </w:p>
+                    <w:p>
+                      <w:pPr>
+                        <w:pStyle w:val="Contenudecadre"/>
+                        <w:overflowPunct w:val="false"/>
+                        <w:spacing w:lineRule="auto" w:line="240" w:before="0" w:after="0"/>
+                        <w:rPr>
+                          <w:sz w:val="20"/>
+                          <w:szCs w:val="20"/>
+                        </w:rPr>
+                      </w:pPr>
+                      <w:r>
+                        <w:rPr>
+                          <w:sz w:val="20"/>
+                          <w:szCs w:val="20"/>
+                        </w:rPr>
+                      </w:r>
+                    </w:p>
+                    <w:p>
+                      <w:pPr>
+                        <w:pStyle w:val="Contenudecadre"/>
+                        <w:overflowPunct w:val="false"/>
+                        <w:spacing w:lineRule="auto" w:line="240" w:before="0" w:after="0"/>
+                        <w:rPr>
+                          <w:sz w:val="20"/>
+                          <w:szCs w:val="20"/>
+                        </w:rPr>
+                      </w:pPr>
+                      <w:r>
+                        <w:rPr>
+                          <w:sz w:val="20"/>
+                          <w:szCs w:val="20"/>
+                        </w:rPr>
+                      </w:r>
+                    </w:p>
+                    <w:p>
+                      <w:pPr>
+                        <w:pStyle w:val="Contenudecadre"/>
+                        <w:overflowPunct w:val="false"/>
+                        <w:spacing w:lineRule="auto" w:line="240" w:before="0" w:after="0"/>
+                        <w:rPr>
+                          <w:sz w:val="20"/>
+                          <w:szCs w:val="20"/>
+                        </w:rPr>
+                      </w:pPr>
+                      <w:r>
+                        <w:rPr>
+                          <w:sz w:val="20"/>
+                          <w:szCs w:val="20"/>
+                        </w:rPr>
+                      </w:r>
+                    </w:p>
+                    <w:p>
+                      <w:pPr>
+                        <w:pStyle w:val="Contenudecadre"/>
+                        <w:overflowPunct w:val="false"/>
+                        <w:spacing w:lineRule="auto" w:line="240" w:before="0" w:after="0"/>
+                        <w:rPr>
+                          <w:sz w:val="20"/>
+                          <w:szCs w:val="20"/>
+                        </w:rPr>
+                      </w:pPr>
+                      <w:r>
+                        <w:rPr>
+                          <w:sz w:val="20"/>
+                          <w:szCs w:val="20"/>
+                        </w:rPr>
+                      </w:r>
+                    </w:p>
+                    <w:p>
+                      <w:pPr>
+                        <w:pStyle w:val="Contenudecadre"/>
+                        <w:overflowPunct w:val="false"/>
+                        <w:spacing w:lineRule="auto" w:line="240" w:before="0" w:after="0"/>
+                        <w:rPr>
+                          <w:sz w:val="20"/>
+                          <w:szCs w:val="20"/>
+                        </w:rPr>
+                      </w:pPr>
+                      <w:r>
+                        <w:rPr>
+                          <w:sz w:val="20"/>
+                          <w:szCs w:val="20"/>
+                        </w:rPr>
+                      </w:r>
+                    </w:p>
+                    <w:p>
+                      <w:pPr>
+                        <w:pStyle w:val="Contenudecadre"/>
+                        <w:overflowPunct w:val="false"/>
+                        <w:spacing w:lineRule="auto" w:line="240" w:before="0" w:after="0"/>
+                        <w:rPr>
+                          <w:sz w:val="20"/>
+                          <w:szCs w:val="20"/>
+                        </w:rPr>
+                      </w:pPr>
+                      <w:r>
+                        <w:rPr>
+                          <w:sz w:val="20"/>
+                          <w:szCs w:val="20"/>
+                        </w:rPr>
+                      </w:r>
+                    </w:p>
+                    <w:p>
+                      <w:pPr>
+                        <w:pStyle w:val="Contenudecadre"/>
+                        <w:overflowPunct w:val="false"/>
+                        <w:spacing w:lineRule="auto" w:line="240" w:before="0" w:after="0"/>
+                        <w:rPr>
+                          <w:sz w:val="20"/>
+                          <w:szCs w:val="20"/>
+                        </w:rPr>
+                      </w:pPr>
+                      <w:r>
+                        <w:rPr>
+                          <w:sz w:val="20"/>
+                          <w:szCs w:val="20"/>
+                        </w:rPr>
+                      </w:r>
+                    </w:p>
+                    <w:p>
+                      <w:pPr>
+                        <w:pStyle w:val="Contenudecadre"/>
+                        <w:overflowPunct w:val="false"/>
+                        <w:spacing w:lineRule="auto" w:line="240" w:before="0" w:after="0"/>
+                        <w:rPr>
+                          <w:sz w:val="20"/>
+                          <w:szCs w:val="20"/>
+                        </w:rPr>
+                      </w:pPr>
+                      <w:r>
+                        <w:rPr>
+                          <w:sz w:val="20"/>
+                          <w:szCs w:val="20"/>
+                        </w:rPr>
+                      </w:r>
+                    </w:p>
+                    <w:p>
+                      <w:pPr>
+                        <w:pStyle w:val="Contenudecadre"/>
+                        <w:overflowPunct w:val="false"/>
+                        <w:spacing w:lineRule="auto" w:line="240" w:before="0" w:after="0"/>
+                        <w:rPr>
+                          <w:sz w:val="20"/>
+                          <w:szCs w:val="20"/>
+                        </w:rPr>
+                      </w:pPr>
+                      <w:r>
+                        <w:rPr>
+                          <w:sz w:val="20"/>
+                          <w:szCs w:val="20"/>
+                        </w:rPr>
+                      </w:r>
+                    </w:p>
+                    <w:p>
+                      <w:pPr>
+                        <w:pStyle w:val="Contenudecadre"/>
+                        <w:overflowPunct w:val="false"/>
+                        <w:spacing w:lineRule="auto" w:line="240" w:before="0" w:after="0"/>
+                        <w:rPr>
+                          <w:sz w:val="20"/>
+                          <w:szCs w:val="20"/>
+                        </w:rPr>
+                      </w:pPr>
+                      <w:r>
+                        <w:rPr>
+                          <w:sz w:val="20"/>
+                          <w:szCs w:val="20"/>
+                        </w:rPr>
+                      </w:r>
+                    </w:p>
+                    <w:p>
+                      <w:pPr>
+                        <w:pStyle w:val="Contenudecadre"/>
+                        <w:overflowPunct w:val="false"/>
+                        <w:spacing w:lineRule="auto" w:line="240" w:before="0" w:after="0"/>
+                        <w:rPr>
+                          <w:sz w:val="20"/>
+                          <w:szCs w:val="20"/>
+                        </w:rPr>
+                      </w:pPr>
+                      <w:r>
+                        <w:rPr>
+                          <w:sz w:val="20"/>
+                          <w:szCs w:val="20"/>
+                        </w:rPr>
+                      </w:r>
+                    </w:p>
+                    <w:p>
+                      <w:pPr>
+                        <w:pStyle w:val="Contenudecadre"/>
+                        <w:overflowPunct w:val="false"/>
+                        <w:spacing w:lineRule="auto" w:line="240" w:before="0" w:after="0"/>
+                        <w:rPr>
+                          <w:sz w:val="20"/>
+                          <w:szCs w:val="20"/>
+                        </w:rPr>
+                      </w:pPr>
+                      <w:r>
+                        <w:rPr>
+                          <w:sz w:val="20"/>
+                          <w:szCs w:val="20"/>
+                        </w:rPr>
+                      </w:r>
+                    </w:p>
+                    <w:p>
+                      <w:pPr>
+                        <w:pStyle w:val="Contenudecadre"/>
+                        <w:overflowPunct w:val="false"/>
+                        <w:spacing w:lineRule="auto" w:line="240" w:before="0" w:after="0"/>
+                        <w:rPr>
+                          <w:sz w:val="20"/>
+                          <w:szCs w:val="20"/>
+                        </w:rPr>
+                      </w:pPr>
+                      <w:r>
+                        <w:rPr>
+                          <w:sz w:val="20"/>
+                          <w:szCs w:val="20"/>
+                        </w:rPr>
+                      </w:r>
+                    </w:p>
+                    <w:p>
+                      <w:pPr>
+                        <w:pStyle w:val="Contenudecadre"/>
+                        <w:overflowPunct w:val="false"/>
+                        <w:spacing w:lineRule="auto" w:line="240" w:before="0" w:after="0"/>
+                        <w:rPr>
+                          <w:sz w:val="20"/>
+                          <w:szCs w:val="20"/>
+                        </w:rPr>
+                      </w:pPr>
+                      <w:r>
+                        <w:rPr>
+                          <w:sz w:val="20"/>
+                          <w:szCs w:val="20"/>
+                        </w:rPr>
+                      </w:r>
+                    </w:p>
+                    <w:p>
+                      <w:pPr>
+                        <w:pStyle w:val="Contenudecadre"/>
+                        <w:overflowPunct w:val="false"/>
+                        <w:spacing w:lineRule="auto" w:line="240" w:before="0" w:after="0"/>
+                        <w:rPr>
+                          <w:sz w:val="20"/>
+                          <w:szCs w:val="20"/>
+                        </w:rPr>
+                      </w:pPr>
+                      <w:r>
+                        <w:rPr>
+                          <w:sz w:val="20"/>
+                          <w:szCs w:val="20"/>
+                        </w:rPr>
                       </w:r>
                     </w:p>
                   </w:txbxContent>
@@ -854,7 +1220,7 @@
         <mc:AlternateContent>
           <mc:Choice Requires="wps">
             <w:drawing>
-              <wp:anchor behindDoc="0" distT="0" distB="0" distL="0" distR="0" simplePos="0" locked="0" layoutInCell="1" allowOverlap="1" relativeHeight="6">
+              <wp:anchor behindDoc="0" distT="0" distB="0" distL="0" distR="0" simplePos="0" locked="0" layoutInCell="1" allowOverlap="1" relativeHeight="5">
                 <wp:simplePos x="0" y="0"/>
                 <wp:positionH relativeFrom="column">
                   <wp:posOffset>-877570</wp:posOffset>
@@ -862,18 +1228,18 @@
                 <wp:positionV relativeFrom="paragraph">
                   <wp:posOffset>7219950</wp:posOffset>
                 </wp:positionV>
-                <wp:extent cx="7525385" cy="356870"/>
+                <wp:extent cx="7526020" cy="132715"/>
                 <wp:effectExtent l="0" t="0" r="0" b="0"/>
                 <wp:wrapNone/>
                 <wp:docPr id="3" name="Forme2"/>
                 <a:graphic xmlns:a="http://schemas.openxmlformats.org/drawingml/2006/main">
                   <a:graphicData uri="http://schemas.microsoft.com/office/word/2010/wordprocessingShape">
                     <wps:wsp>
-                      <wps:cNvSpPr txBox="1"/>
+                      <wps:cNvSpPr/>
                       <wps:spPr>
                         <a:xfrm>
                           <a:off x="0" y="0"/>
-                          <a:ext cx="7524720" cy="356400"/>
+                          <a:ext cx="7525440" cy="132120"/>
                         </a:xfrm>
                         <a:prstGeom prst="rect">
                           <a:avLst/>
@@ -883,28 +1249,35 @@
                           <a:noFill/>
                         </a:ln>
                       </wps:spPr>
+                      <wps:style>
+                        <a:lnRef idx="0"/>
+                        <a:fillRef idx="0"/>
+                        <a:effectRef idx="0"/>
+                        <a:fontRef idx="minor"/>
+                      </wps:style>
                       <wps:txbx>
                         <w:txbxContent>
                           <w:p>
                             <w:pPr>
-                              <w:overflowPunct w:val="false"/>
-                              <w:spacing w:before="0" w:after="0" w:lineRule="auto" w:line="240"/>
+                              <w:pStyle w:val="Contenudecadre"/>
+                              <w:overflowPunct w:val="true"/>
+                              <w:spacing w:lineRule="auto" w:line="240" w:before="0" w:after="0"/>
                               <w:jc w:val="center"/>
                               <w:rPr/>
                             </w:pPr>
                             <w:r>
                               <w:rPr>
+                                <w:rFonts w:eastAsia="Calibri" w:cs="" w:cstheme="minorBidi" w:eastAsiaTheme="minorHAnsi"/>
+                                <w:color w:val="auto"/>
                                 <w:sz w:val="18"/>
                                 <w:szCs w:val="18"/>
-                                <w:rFonts w:asciiTheme="minorHAnsi" w:cstheme="minorBidi" w:eastAsiaTheme="minorHAnsi" w:hAnsiTheme="minorHAnsi"/>
-                                <w:color w:val="auto"/>
                               </w:rPr>
                               <w:t>{{num_page}}</w:t>
                             </w:r>
                           </w:p>
                         </w:txbxContent>
                       </wps:txbx>
-                      <wps:bodyPr wrap="square" lIns="0" rIns="0" tIns="0" bIns="0">
+                      <wps:bodyPr lIns="0" rIns="0" tIns="0" bIns="0">
                         <a:spAutoFit/>
                       </wps:bodyPr>
                     </wps:wsp>
@@ -915,36 +1288,33 @@
           </mc:Choice>
           <mc:Fallback>
             <w:pict>
-              <v:shapetype id="shapetype_202" coordsize="21600,21600" o:spt="202" path="m,l,21600l21600,21600l21600,xe">
-                <v:stroke joinstyle="miter"/>
-                <v:path gradientshapeok="t" o:connecttype="rect"/>
-              </v:shapetype>
-              <v:shape id="shape_0" ID="Forme2" stroked="f" style="position:absolute;margin-left:-69.1pt;margin-top:568.5pt;width:592.45pt;height:28pt" type="shapetype_202">
+              <v:rect id="shape_0" ID="Forme2" stroked="f" style="position:absolute;margin-left:-69.1pt;margin-top:568.5pt;width:592.5pt;height:10.35pt">
+                <w10:wrap type="square"/>
+                <v:fill o:detectmouseclick="t" on="false"/>
+                <v:stroke color="#3465a4" joinstyle="round" endcap="flat"/>
                 <v:textbox>
                   <w:txbxContent>
                     <w:p>
                       <w:pPr>
-                        <w:overflowPunct w:val="false"/>
-                        <w:spacing w:before="0" w:after="0" w:lineRule="auto" w:line="240"/>
+                        <w:pStyle w:val="Contenudecadre"/>
+                        <w:overflowPunct w:val="true"/>
+                        <w:spacing w:lineRule="auto" w:line="240" w:before="0" w:after="0"/>
                         <w:jc w:val="center"/>
                         <w:rPr/>
                       </w:pPr>
                       <w:r>
                         <w:rPr>
+                          <w:rFonts w:eastAsia="Calibri" w:cs="" w:cstheme="minorBidi" w:eastAsiaTheme="minorHAnsi"/>
+                          <w:color w:val="auto"/>
                           <w:sz w:val="18"/>
                           <w:szCs w:val="18"/>
-                          <w:rFonts w:asciiTheme="minorHAnsi" w:cstheme="minorBidi" w:eastAsiaTheme="minorHAnsi" w:hAnsiTheme="minorHAnsi"/>
-                          <w:color w:val="auto"/>
                         </w:rPr>
                         <w:t>{{num_page}}</w:t>
                       </w:r>
                     </w:p>
                   </w:txbxContent>
                 </v:textbox>
-                <w10:wrap type="square"/>
-                <v:fill o:detectmouseclick="t" on="false"/>
-                <v:stroke color="black" joinstyle="round" endcap="flat"/>
-              </v:shape>
+              </v:rect>
             </w:pict>
           </mc:Fallback>
         </mc:AlternateContent>
@@ -1013,14 +1383,14 @@
           <wp:effectExtent l="0" t="0" r="0" b="0"/>
           <wp:wrapTight wrapText="bothSides">
             <wp:wrapPolygon edited="0">
-              <wp:start x="-144" y="0"/>
-              <wp:lineTo x="-144" y="21222"/>
-              <wp:lineTo x="21059" y="21222"/>
-              <wp:lineTo x="21059" y="0"/>
-              <wp:lineTo x="-144" y="0"/>
+              <wp:start x="-162" y="0"/>
+              <wp:lineTo x="-162" y="21203"/>
+              <wp:lineTo x="21041" y="21203"/>
+              <wp:lineTo x="21041" y="0"/>
+              <wp:lineTo x="-162" y="0"/>
             </wp:wrapPolygon>
           </wp:wrapTight>
-          <wp:docPr id="4" name="Image 1" descr=""/>
+          <wp:docPr id="5" name="Image 1" descr=""/>
           <wp:cNvGraphicFramePr>
             <a:graphicFrameLocks xmlns:a="http://schemas.openxmlformats.org/drawingml/2006/main" noChangeAspect="1"/>
           </wp:cNvGraphicFramePr>
@@ -1028,7 +1398,7 @@
             <a:graphicData uri="http://schemas.openxmlformats.org/drawingml/2006/picture">
               <pic:pic xmlns:pic="http://schemas.openxmlformats.org/drawingml/2006/picture">
                 <pic:nvPicPr>
-                  <pic:cNvPr id="4" name="Image 1" descr=""/>
+                  <pic:cNvPr id="5" name="Image 1" descr=""/>
                   <pic:cNvPicPr>
                     <a:picLocks noChangeAspect="1" noChangeArrowheads="1"/>
                   </pic:cNvPicPr>
@@ -1066,14 +1436,14 @@
           <wp:effectExtent l="0" t="0" r="0" b="0"/>
           <wp:wrapTight wrapText="bothSides">
             <wp:wrapPolygon edited="0">
-              <wp:start x="-288" y="0"/>
-              <wp:lineTo x="-288" y="20755"/>
-              <wp:lineTo x="21059" y="20755"/>
-              <wp:lineTo x="21059" y="0"/>
-              <wp:lineTo x="-288" y="0"/>
+              <wp:start x="-324" y="0"/>
+              <wp:lineTo x="-324" y="20701"/>
+              <wp:lineTo x="21023" y="20701"/>
+              <wp:lineTo x="21023" y="0"/>
+              <wp:lineTo x="-324" y="0"/>
             </wp:wrapPolygon>
           </wp:wrapTight>
-          <wp:docPr id="5" name="Image 2" descr=""/>
+          <wp:docPr id="6" name="Image 2" descr=""/>
           <wp:cNvGraphicFramePr>
             <a:graphicFrameLocks xmlns:a="http://schemas.openxmlformats.org/drawingml/2006/main" noChangeAspect="1"/>
           </wp:cNvGraphicFramePr>
@@ -1081,7 +1451,7 @@
             <a:graphicData uri="http://schemas.openxmlformats.org/drawingml/2006/picture">
               <pic:pic xmlns:pic="http://schemas.openxmlformats.org/drawingml/2006/picture">
                 <pic:nvPicPr>
-                  <pic:cNvPr id="5" name="Image 2" descr=""/>
+                  <pic:cNvPr id="6" name="Image 2" descr=""/>
                   <pic:cNvPicPr>
                     <a:picLocks noChangeAspect="1" noChangeArrowheads="1"/>
                   </pic:cNvPicPr>

--- a/template/template_volet.docx
+++ b/template/template_volet.docx
@@ -72,18 +72,26 @@
         <w:rPr/>
       </w:pPr>
       <w:r>
+        <w:rPr>
+          <w:rFonts w:cs="Arial" w:ascii="Arial" w:hAnsi="Arial"/>
+          <w:b/>
+          <w:bCs/>
+          <w:sz w:val="56"/>
+          <w:szCs w:val="56"/>
+        </w:rPr>
+        <w:t>Volet : {{ volet }}</w:t>
         <mc:AlternateContent>
           <mc:Choice Requires="wps">
             <w:drawing>
               <wp:anchor behindDoc="0" distT="0" distB="0" distL="0" distR="0" simplePos="0" locked="0" layoutInCell="1" allowOverlap="1" relativeHeight="4">
                 <wp:simplePos x="0" y="0"/>
                 <wp:positionH relativeFrom="column">
-                  <wp:posOffset>-191770</wp:posOffset>
+                  <wp:posOffset>-190500</wp:posOffset>
                 </wp:positionH>
                 <wp:positionV relativeFrom="paragraph">
-                  <wp:posOffset>1367790</wp:posOffset>
+                  <wp:posOffset>843280</wp:posOffset>
                 </wp:positionV>
-                <wp:extent cx="6078855" cy="4587240"/>
+                <wp:extent cx="6079490" cy="4600575"/>
                 <wp:effectExtent l="0" t="0" r="0" b="0"/>
                 <wp:wrapNone/>
                 <wp:docPr id="1" name="Forme1"/>
@@ -94,7 +102,7 @@
                       <wps:spPr>
                         <a:xfrm>
                           <a:off x="0" y="0"/>
-                          <a:ext cx="6078240" cy="4586760"/>
+                          <a:ext cx="6078960" cy="4600080"/>
                         </a:xfrm>
                         <a:prstGeom prst="rect">
                           <a:avLst/>
@@ -112,552 +120,7 @@
                         <a:effectRef idx="0"/>
                         <a:fontRef idx="minor"/>
                       </wps:style>
-                      <wps:txbx>
-                        <w:txbxContent>
-                          <w:p>
-                            <w:pPr>
-                              <w:pStyle w:val="Contenudecadre"/>
-                              <w:overflowPunct w:val="false"/>
-                              <w:spacing w:lineRule="auto" w:line="240" w:before="0" w:after="0"/>
-                              <w:rPr/>
-                            </w:pPr>
-                            <w:r>
-                              <w:rPr>
-                                <w:rFonts w:eastAsia="Calibri" w:cs="" w:cstheme="minorBidi" w:eastAsiaTheme="minorHAnsi"/>
-                                <w:b/>
-                                <w:bCs/>
-                                <w:color w:val="auto"/>
-                              </w:rPr>
-                              <w:t xml:space="preserve"> </w:t>
-                            </w:r>
-                            <w:r>
-                              <w:rPr>
-                                <w:rFonts w:eastAsia="Calibri" w:cs="" w:cstheme="minorBidi" w:eastAsiaTheme="minorHAnsi"/>
-                                <w:b/>
-                                <w:bCs/>
-                                <w:color w:val="auto"/>
-                                <w:sz w:val="20"/>
-                                <w:szCs w:val="20"/>
-                              </w:rPr>
-                              <w:t>Commentaires généraux :</w:t>
-                            </w:r>
-                          </w:p>
-                          <w:p>
-                            <w:pPr>
-                              <w:pStyle w:val="Contenudecadre"/>
-                              <w:overflowPunct w:val="false"/>
-                              <w:spacing w:lineRule="auto" w:line="240" w:before="0" w:after="0"/>
-                              <w:rPr>
-                                <w:sz w:val="20"/>
-                                <w:szCs w:val="20"/>
-                              </w:rPr>
-                            </w:pPr>
-                            <w:r>
-                              <w:rPr>
-                                <w:sz w:val="20"/>
-                                <w:szCs w:val="20"/>
-                              </w:rPr>
-                              <w:t>{{ code_comment }}</w:t>
-                            </w:r>
-                          </w:p>
-                          <w:p>
-                            <w:pPr>
-                              <w:pStyle w:val="Contenudecadre"/>
-                              <w:overflowPunct w:val="false"/>
-                              <w:spacing w:lineRule="auto" w:line="240" w:before="0" w:after="0"/>
-                              <w:rPr>
-                                <w:sz w:val="20"/>
-                                <w:szCs w:val="20"/>
-                              </w:rPr>
-                            </w:pPr>
-                            <w:r>
-                              <w:rPr>
-                                <w:sz w:val="20"/>
-                                <w:szCs w:val="20"/>
-                              </w:rPr>
-                            </w:r>
-                          </w:p>
-                          <w:p>
-                            <w:pPr>
-                              <w:pStyle w:val="Contenudecadre"/>
-                              <w:overflowPunct w:val="false"/>
-                              <w:spacing w:lineRule="auto" w:line="240" w:before="0" w:after="0"/>
-                              <w:rPr>
-                                <w:sz w:val="20"/>
-                                <w:szCs w:val="20"/>
-                              </w:rPr>
-                            </w:pPr>
-                            <w:r>
-                              <w:rPr>
-                                <w:sz w:val="20"/>
-                                <w:szCs w:val="20"/>
-                              </w:rPr>
-                            </w:r>
-                          </w:p>
-                          <w:p>
-                            <w:pPr>
-                              <w:pStyle w:val="Contenudecadre"/>
-                              <w:overflowPunct w:val="false"/>
-                              <w:spacing w:lineRule="auto" w:line="240" w:before="0" w:after="0"/>
-                              <w:rPr>
-                                <w:sz w:val="20"/>
-                                <w:szCs w:val="20"/>
-                              </w:rPr>
-                            </w:pPr>
-                            <w:r>
-                              <w:rPr>
-                                <w:sz w:val="20"/>
-                                <w:szCs w:val="20"/>
-                              </w:rPr>
-                            </w:r>
-                          </w:p>
-                          <w:p>
-                            <w:pPr>
-                              <w:pStyle w:val="Contenudecadre"/>
-                              <w:overflowPunct w:val="false"/>
-                              <w:spacing w:lineRule="auto" w:line="240" w:before="0" w:after="0"/>
-                              <w:rPr>
-                                <w:sz w:val="20"/>
-                                <w:szCs w:val="20"/>
-                              </w:rPr>
-                            </w:pPr>
-                            <w:r>
-                              <w:rPr>
-                                <w:sz w:val="20"/>
-                                <w:szCs w:val="20"/>
-                              </w:rPr>
-                            </w:r>
-                          </w:p>
-                          <w:p>
-                            <w:pPr>
-                              <w:pStyle w:val="Contenudecadre"/>
-                              <w:overflowPunct w:val="false"/>
-                              <w:spacing w:lineRule="auto" w:line="240" w:before="0" w:after="0"/>
-                              <w:rPr>
-                                <w:sz w:val="20"/>
-                                <w:szCs w:val="20"/>
-                              </w:rPr>
-                            </w:pPr>
-                            <w:r>
-                              <w:rPr>
-                                <w:sz w:val="20"/>
-                                <w:szCs w:val="20"/>
-                              </w:rPr>
-                            </w:r>
-                          </w:p>
-                          <w:p>
-                            <w:pPr>
-                              <w:pStyle w:val="Contenudecadre"/>
-                              <w:overflowPunct w:val="false"/>
-                              <w:spacing w:lineRule="auto" w:line="240" w:before="0" w:after="0"/>
-                              <w:rPr>
-                                <w:sz w:val="20"/>
-                                <w:szCs w:val="20"/>
-                              </w:rPr>
-                            </w:pPr>
-                            <w:r>
-                              <w:rPr>
-                                <w:sz w:val="20"/>
-                                <w:szCs w:val="20"/>
-                              </w:rPr>
-                            </w:r>
-                          </w:p>
-                          <w:p>
-                            <w:pPr>
-                              <w:pStyle w:val="Contenudecadre"/>
-                              <w:overflowPunct w:val="false"/>
-                              <w:spacing w:lineRule="auto" w:line="240" w:before="0" w:after="0"/>
-                              <w:rPr>
-                                <w:sz w:val="20"/>
-                                <w:szCs w:val="20"/>
-                              </w:rPr>
-                            </w:pPr>
-                            <w:r>
-                              <w:rPr>
-                                <w:sz w:val="20"/>
-                                <w:szCs w:val="20"/>
-                              </w:rPr>
-                            </w:r>
-                          </w:p>
-                          <w:p>
-                            <w:pPr>
-                              <w:pStyle w:val="Contenudecadre"/>
-                              <w:overflowPunct w:val="false"/>
-                              <w:spacing w:lineRule="auto" w:line="240" w:before="0" w:after="0"/>
-                              <w:rPr>
-                                <w:sz w:val="20"/>
-                                <w:szCs w:val="20"/>
-                              </w:rPr>
-                            </w:pPr>
-                            <w:r>
-                              <w:rPr>
-                                <w:sz w:val="20"/>
-                                <w:szCs w:val="20"/>
-                              </w:rPr>
-                            </w:r>
-                          </w:p>
-                          <w:p>
-                            <w:pPr>
-                              <w:pStyle w:val="Contenudecadre"/>
-                              <w:overflowPunct w:val="false"/>
-                              <w:spacing w:lineRule="auto" w:line="240" w:before="0" w:after="0"/>
-                              <w:rPr>
-                                <w:sz w:val="20"/>
-                                <w:szCs w:val="20"/>
-                              </w:rPr>
-                            </w:pPr>
-                            <w:r>
-                              <w:rPr>
-                                <w:sz w:val="20"/>
-                                <w:szCs w:val="20"/>
-                              </w:rPr>
-                            </w:r>
-                          </w:p>
-                          <w:p>
-                            <w:pPr>
-                              <w:pStyle w:val="Contenudecadre"/>
-                              <w:overflowPunct w:val="false"/>
-                              <w:spacing w:lineRule="auto" w:line="240" w:before="0" w:after="0"/>
-                              <w:rPr>
-                                <w:sz w:val="20"/>
-                                <w:szCs w:val="20"/>
-                              </w:rPr>
-                            </w:pPr>
-                            <w:r>
-                              <w:rPr>
-                                <w:sz w:val="20"/>
-                                <w:szCs w:val="20"/>
-                              </w:rPr>
-                            </w:r>
-                          </w:p>
-                          <w:p>
-                            <w:pPr>
-                              <w:pStyle w:val="Contenudecadre"/>
-                              <w:overflowPunct w:val="false"/>
-                              <w:spacing w:lineRule="auto" w:line="240" w:before="0" w:after="0"/>
-                              <w:rPr>
-                                <w:sz w:val="20"/>
-                                <w:szCs w:val="20"/>
-                              </w:rPr>
-                            </w:pPr>
-                            <w:r>
-                              <w:rPr>
-                                <w:sz w:val="20"/>
-                                <w:szCs w:val="20"/>
-                              </w:rPr>
-                            </w:r>
-                          </w:p>
-                          <w:p>
-                            <w:pPr>
-                              <w:pStyle w:val="Contenudecadre"/>
-                              <w:overflowPunct w:val="false"/>
-                              <w:spacing w:lineRule="auto" w:line="240" w:before="0" w:after="0"/>
-                              <w:rPr>
-                                <w:sz w:val="20"/>
-                                <w:szCs w:val="20"/>
-                              </w:rPr>
-                            </w:pPr>
-                            <w:r>
-                              <w:rPr>
-                                <w:sz w:val="20"/>
-                                <w:szCs w:val="20"/>
-                              </w:rPr>
-                            </w:r>
-                          </w:p>
-                          <w:p>
-                            <w:pPr>
-                              <w:pStyle w:val="Contenudecadre"/>
-                              <w:overflowPunct w:val="false"/>
-                              <w:spacing w:lineRule="auto" w:line="240" w:before="0" w:after="0"/>
-                              <w:rPr>
-                                <w:sz w:val="20"/>
-                                <w:szCs w:val="20"/>
-                              </w:rPr>
-                            </w:pPr>
-                            <w:r>
-                              <w:rPr>
-                                <w:sz w:val="20"/>
-                                <w:szCs w:val="20"/>
-                              </w:rPr>
-                            </w:r>
-                          </w:p>
-                          <w:p>
-                            <w:pPr>
-                              <w:pStyle w:val="Contenudecadre"/>
-                              <w:overflowPunct w:val="false"/>
-                              <w:spacing w:lineRule="auto" w:line="240" w:before="0" w:after="0"/>
-                              <w:rPr>
-                                <w:sz w:val="20"/>
-                                <w:szCs w:val="20"/>
-                              </w:rPr>
-                            </w:pPr>
-                            <w:r>
-                              <w:rPr>
-                                <w:sz w:val="20"/>
-                                <w:szCs w:val="20"/>
-                              </w:rPr>
-                            </w:r>
-                          </w:p>
-                          <w:p>
-                            <w:pPr>
-                              <w:pStyle w:val="Contenudecadre"/>
-                              <w:overflowPunct w:val="false"/>
-                              <w:spacing w:lineRule="auto" w:line="240" w:before="0" w:after="0"/>
-                              <w:rPr>
-                                <w:sz w:val="20"/>
-                                <w:szCs w:val="20"/>
-                              </w:rPr>
-                            </w:pPr>
-                            <w:r>
-                              <w:rPr>
-                                <w:sz w:val="20"/>
-                                <w:szCs w:val="20"/>
-                              </w:rPr>
-                            </w:r>
-                          </w:p>
-                          <w:p>
-                            <w:pPr>
-                              <w:pStyle w:val="Contenudecadre"/>
-                              <w:overflowPunct w:val="false"/>
-                              <w:spacing w:lineRule="auto" w:line="240" w:before="0" w:after="0"/>
-                              <w:rPr>
-                                <w:sz w:val="20"/>
-                                <w:szCs w:val="20"/>
-                              </w:rPr>
-                            </w:pPr>
-                            <w:r>
-                              <w:rPr>
-                                <w:sz w:val="20"/>
-                                <w:szCs w:val="20"/>
-                              </w:rPr>
-                            </w:r>
-                          </w:p>
-                          <w:p>
-                            <w:pPr>
-                              <w:pStyle w:val="Contenudecadre"/>
-                              <w:overflowPunct w:val="false"/>
-                              <w:spacing w:lineRule="auto" w:line="240" w:before="0" w:after="0"/>
-                              <w:rPr>
-                                <w:sz w:val="20"/>
-                                <w:szCs w:val="20"/>
-                              </w:rPr>
-                            </w:pPr>
-                            <w:r>
-                              <w:rPr>
-                                <w:sz w:val="20"/>
-                                <w:szCs w:val="20"/>
-                              </w:rPr>
-                            </w:r>
-                          </w:p>
-                          <w:p>
-                            <w:pPr>
-                              <w:pStyle w:val="Contenudecadre"/>
-                              <w:overflowPunct w:val="false"/>
-                              <w:spacing w:lineRule="auto" w:line="240" w:before="0" w:after="0"/>
-                              <w:rPr>
-                                <w:sz w:val="20"/>
-                                <w:szCs w:val="20"/>
-                              </w:rPr>
-                            </w:pPr>
-                            <w:r>
-                              <w:rPr>
-                                <w:sz w:val="20"/>
-                                <w:szCs w:val="20"/>
-                              </w:rPr>
-                            </w:r>
-                          </w:p>
-                          <w:p>
-                            <w:pPr>
-                              <w:pStyle w:val="Contenudecadre"/>
-                              <w:overflowPunct w:val="false"/>
-                              <w:spacing w:lineRule="auto" w:line="240" w:before="0" w:after="0"/>
-                              <w:rPr>
-                                <w:sz w:val="20"/>
-                                <w:szCs w:val="20"/>
-                              </w:rPr>
-                            </w:pPr>
-                            <w:r>
-                              <w:rPr>
-                                <w:sz w:val="20"/>
-                                <w:szCs w:val="20"/>
-                              </w:rPr>
-                            </w:r>
-                          </w:p>
-                          <w:p>
-                            <w:pPr>
-                              <w:pStyle w:val="Contenudecadre"/>
-                              <w:overflowPunct w:val="false"/>
-                              <w:spacing w:lineRule="auto" w:line="240" w:before="0" w:after="0"/>
-                              <w:rPr>
-                                <w:sz w:val="20"/>
-                                <w:szCs w:val="20"/>
-                              </w:rPr>
-                            </w:pPr>
-                            <w:r>
-                              <w:rPr>
-                                <w:sz w:val="20"/>
-                                <w:szCs w:val="20"/>
-                              </w:rPr>
-                            </w:r>
-                          </w:p>
-                          <w:p>
-                            <w:pPr>
-                              <w:pStyle w:val="Contenudecadre"/>
-                              <w:overflowPunct w:val="false"/>
-                              <w:spacing w:lineRule="auto" w:line="240" w:before="0" w:after="0"/>
-                              <w:rPr>
-                                <w:sz w:val="20"/>
-                                <w:szCs w:val="20"/>
-                              </w:rPr>
-                            </w:pPr>
-                            <w:r>
-                              <w:rPr>
-                                <w:sz w:val="20"/>
-                                <w:szCs w:val="20"/>
-                              </w:rPr>
-                            </w:r>
-                          </w:p>
-                          <w:p>
-                            <w:pPr>
-                              <w:pStyle w:val="Contenudecadre"/>
-                              <w:overflowPunct w:val="false"/>
-                              <w:spacing w:lineRule="auto" w:line="240" w:before="0" w:after="0"/>
-                              <w:rPr>
-                                <w:sz w:val="20"/>
-                                <w:szCs w:val="20"/>
-                              </w:rPr>
-                            </w:pPr>
-                            <w:r>
-                              <w:rPr>
-                                <w:sz w:val="20"/>
-                                <w:szCs w:val="20"/>
-                              </w:rPr>
-                            </w:r>
-                          </w:p>
-                          <w:p>
-                            <w:pPr>
-                              <w:pStyle w:val="Contenudecadre"/>
-                              <w:overflowPunct w:val="false"/>
-                              <w:spacing w:lineRule="auto" w:line="240" w:before="0" w:after="0"/>
-                              <w:rPr>
-                                <w:sz w:val="20"/>
-                                <w:szCs w:val="20"/>
-                              </w:rPr>
-                            </w:pPr>
-                            <w:r>
-                              <w:rPr>
-                                <w:sz w:val="20"/>
-                                <w:szCs w:val="20"/>
-                              </w:rPr>
-                            </w:r>
-                          </w:p>
-                          <w:p>
-                            <w:pPr>
-                              <w:pStyle w:val="Contenudecadre"/>
-                              <w:overflowPunct w:val="false"/>
-                              <w:spacing w:lineRule="auto" w:line="240" w:before="0" w:after="0"/>
-                              <w:rPr>
-                                <w:sz w:val="20"/>
-                                <w:szCs w:val="20"/>
-                              </w:rPr>
-                            </w:pPr>
-                            <w:r>
-                              <w:rPr>
-                                <w:sz w:val="20"/>
-                                <w:szCs w:val="20"/>
-                              </w:rPr>
-                            </w:r>
-                          </w:p>
-                          <w:p>
-                            <w:pPr>
-                              <w:pStyle w:val="Contenudecadre"/>
-                              <w:overflowPunct w:val="false"/>
-                              <w:spacing w:lineRule="auto" w:line="240" w:before="0" w:after="0"/>
-                              <w:rPr>
-                                <w:sz w:val="20"/>
-                                <w:szCs w:val="20"/>
-                              </w:rPr>
-                            </w:pPr>
-                            <w:r>
-                              <w:rPr>
-                                <w:sz w:val="20"/>
-                                <w:szCs w:val="20"/>
-                              </w:rPr>
-                            </w:r>
-                          </w:p>
-                          <w:p>
-                            <w:pPr>
-                              <w:pStyle w:val="Contenudecadre"/>
-                              <w:overflowPunct w:val="false"/>
-                              <w:spacing w:lineRule="auto" w:line="240" w:before="0" w:after="0"/>
-                              <w:rPr>
-                                <w:sz w:val="20"/>
-                                <w:szCs w:val="20"/>
-                              </w:rPr>
-                            </w:pPr>
-                            <w:r>
-                              <w:rPr>
-                                <w:sz w:val="20"/>
-                                <w:szCs w:val="20"/>
-                              </w:rPr>
-                            </w:r>
-                          </w:p>
-                          <w:p>
-                            <w:pPr>
-                              <w:pStyle w:val="Contenudecadre"/>
-                              <w:overflowPunct w:val="false"/>
-                              <w:spacing w:lineRule="auto" w:line="240" w:before="0" w:after="0"/>
-                              <w:rPr>
-                                <w:sz w:val="20"/>
-                                <w:szCs w:val="20"/>
-                              </w:rPr>
-                            </w:pPr>
-                            <w:r>
-                              <w:rPr>
-                                <w:sz w:val="20"/>
-                                <w:szCs w:val="20"/>
-                              </w:rPr>
-                            </w:r>
-                          </w:p>
-                          <w:p>
-                            <w:pPr>
-                              <w:pStyle w:val="Contenudecadre"/>
-                              <w:overflowPunct w:val="false"/>
-                              <w:spacing w:lineRule="auto" w:line="240" w:before="0" w:after="0"/>
-                              <w:rPr>
-                                <w:sz w:val="20"/>
-                                <w:szCs w:val="20"/>
-                              </w:rPr>
-                            </w:pPr>
-                            <w:r>
-                              <w:rPr>
-                                <w:sz w:val="20"/>
-                                <w:szCs w:val="20"/>
-                              </w:rPr>
-                            </w:r>
-                          </w:p>
-                          <w:p>
-                            <w:pPr>
-                              <w:pStyle w:val="Contenudecadre"/>
-                              <w:overflowPunct w:val="false"/>
-                              <w:spacing w:lineRule="auto" w:line="240" w:before="0" w:after="0"/>
-                              <w:rPr>
-                                <w:sz w:val="20"/>
-                                <w:szCs w:val="20"/>
-                              </w:rPr>
-                            </w:pPr>
-                            <w:r>
-                              <w:rPr>
-                                <w:sz w:val="20"/>
-                                <w:szCs w:val="20"/>
-                              </w:rPr>
-                            </w:r>
-                          </w:p>
-                        </w:txbxContent>
-                      </wps:txbx>
-                      <wps:bodyPr lIns="0" rIns="0" tIns="0" bIns="0">
-                        <a:spAutoFit/>
-                      </wps:bodyPr>
+                      <wps:bodyPr/>
                     </wps:wsp>
                   </a:graphicData>
                 </a:graphic>
@@ -666,553 +129,10 @@
           </mc:Choice>
           <mc:Fallback>
             <w:pict>
-              <v:rect id="shape_0" ID="Forme1" stroked="t" style="position:absolute;margin-left:-15.1pt;margin-top:107.7pt;width:478.55pt;height:361.1pt">
-                <w10:wrap type="square"/>
+              <v:rect id="shape_0" ID="Forme1" stroked="t" style="position:absolute;margin-left:-15pt;margin-top:66.4pt;width:478.6pt;height:362.15pt">
+                <w10:wrap type="none"/>
                 <v:fill o:detectmouseclick="t" on="false"/>
                 <v:stroke color="black" joinstyle="round" endcap="flat"/>
-                <v:textbox>
-                  <w:txbxContent>
-                    <w:p>
-                      <w:pPr>
-                        <w:pStyle w:val="Contenudecadre"/>
-                        <w:overflowPunct w:val="false"/>
-                        <w:spacing w:lineRule="auto" w:line="240" w:before="0" w:after="0"/>
-                        <w:rPr/>
-                      </w:pPr>
-                      <w:r>
-                        <w:rPr>
-                          <w:rFonts w:eastAsia="Calibri" w:cs="" w:cstheme="minorBidi" w:eastAsiaTheme="minorHAnsi"/>
-                          <w:b/>
-                          <w:bCs/>
-                          <w:color w:val="auto"/>
-                        </w:rPr>
-                        <w:t xml:space="preserve"> </w:t>
-                      </w:r>
-                      <w:r>
-                        <w:rPr>
-                          <w:rFonts w:eastAsia="Calibri" w:cs="" w:cstheme="minorBidi" w:eastAsiaTheme="minorHAnsi"/>
-                          <w:b/>
-                          <w:bCs/>
-                          <w:color w:val="auto"/>
-                          <w:sz w:val="20"/>
-                          <w:szCs w:val="20"/>
-                        </w:rPr>
-                        <w:t>Commentaires généraux :</w:t>
-                      </w:r>
-                    </w:p>
-                    <w:p>
-                      <w:pPr>
-                        <w:pStyle w:val="Contenudecadre"/>
-                        <w:overflowPunct w:val="false"/>
-                        <w:spacing w:lineRule="auto" w:line="240" w:before="0" w:after="0"/>
-                        <w:rPr>
-                          <w:sz w:val="20"/>
-                          <w:szCs w:val="20"/>
-                        </w:rPr>
-                      </w:pPr>
-                      <w:r>
-                        <w:rPr>
-                          <w:sz w:val="20"/>
-                          <w:szCs w:val="20"/>
-                        </w:rPr>
-                        <w:t>{{ code_comment }}</w:t>
-                      </w:r>
-                    </w:p>
-                    <w:p>
-                      <w:pPr>
-                        <w:pStyle w:val="Contenudecadre"/>
-                        <w:overflowPunct w:val="false"/>
-                        <w:spacing w:lineRule="auto" w:line="240" w:before="0" w:after="0"/>
-                        <w:rPr>
-                          <w:sz w:val="20"/>
-                          <w:szCs w:val="20"/>
-                        </w:rPr>
-                      </w:pPr>
-                      <w:r>
-                        <w:rPr>
-                          <w:sz w:val="20"/>
-                          <w:szCs w:val="20"/>
-                        </w:rPr>
-                      </w:r>
-                    </w:p>
-                    <w:p>
-                      <w:pPr>
-                        <w:pStyle w:val="Contenudecadre"/>
-                        <w:overflowPunct w:val="false"/>
-                        <w:spacing w:lineRule="auto" w:line="240" w:before="0" w:after="0"/>
-                        <w:rPr>
-                          <w:sz w:val="20"/>
-                          <w:szCs w:val="20"/>
-                        </w:rPr>
-                      </w:pPr>
-                      <w:r>
-                        <w:rPr>
-                          <w:sz w:val="20"/>
-                          <w:szCs w:val="20"/>
-                        </w:rPr>
-                      </w:r>
-                    </w:p>
-                    <w:p>
-                      <w:pPr>
-                        <w:pStyle w:val="Contenudecadre"/>
-                        <w:overflowPunct w:val="false"/>
-                        <w:spacing w:lineRule="auto" w:line="240" w:before="0" w:after="0"/>
-                        <w:rPr>
-                          <w:sz w:val="20"/>
-                          <w:szCs w:val="20"/>
-                        </w:rPr>
-                      </w:pPr>
-                      <w:r>
-                        <w:rPr>
-                          <w:sz w:val="20"/>
-                          <w:szCs w:val="20"/>
-                        </w:rPr>
-                      </w:r>
-                    </w:p>
-                    <w:p>
-                      <w:pPr>
-                        <w:pStyle w:val="Contenudecadre"/>
-                        <w:overflowPunct w:val="false"/>
-                        <w:spacing w:lineRule="auto" w:line="240" w:before="0" w:after="0"/>
-                        <w:rPr>
-                          <w:sz w:val="20"/>
-                          <w:szCs w:val="20"/>
-                        </w:rPr>
-                      </w:pPr>
-                      <w:r>
-                        <w:rPr>
-                          <w:sz w:val="20"/>
-                          <w:szCs w:val="20"/>
-                        </w:rPr>
-                      </w:r>
-                    </w:p>
-                    <w:p>
-                      <w:pPr>
-                        <w:pStyle w:val="Contenudecadre"/>
-                        <w:overflowPunct w:val="false"/>
-                        <w:spacing w:lineRule="auto" w:line="240" w:before="0" w:after="0"/>
-                        <w:rPr>
-                          <w:sz w:val="20"/>
-                          <w:szCs w:val="20"/>
-                        </w:rPr>
-                      </w:pPr>
-                      <w:r>
-                        <w:rPr>
-                          <w:sz w:val="20"/>
-                          <w:szCs w:val="20"/>
-                        </w:rPr>
-                      </w:r>
-                    </w:p>
-                    <w:p>
-                      <w:pPr>
-                        <w:pStyle w:val="Contenudecadre"/>
-                        <w:overflowPunct w:val="false"/>
-                        <w:spacing w:lineRule="auto" w:line="240" w:before="0" w:after="0"/>
-                        <w:rPr>
-                          <w:sz w:val="20"/>
-                          <w:szCs w:val="20"/>
-                        </w:rPr>
-                      </w:pPr>
-                      <w:r>
-                        <w:rPr>
-                          <w:sz w:val="20"/>
-                          <w:szCs w:val="20"/>
-                        </w:rPr>
-                      </w:r>
-                    </w:p>
-                    <w:p>
-                      <w:pPr>
-                        <w:pStyle w:val="Contenudecadre"/>
-                        <w:overflowPunct w:val="false"/>
-                        <w:spacing w:lineRule="auto" w:line="240" w:before="0" w:after="0"/>
-                        <w:rPr>
-                          <w:sz w:val="20"/>
-                          <w:szCs w:val="20"/>
-                        </w:rPr>
-                      </w:pPr>
-                      <w:r>
-                        <w:rPr>
-                          <w:sz w:val="20"/>
-                          <w:szCs w:val="20"/>
-                        </w:rPr>
-                      </w:r>
-                    </w:p>
-                    <w:p>
-                      <w:pPr>
-                        <w:pStyle w:val="Contenudecadre"/>
-                        <w:overflowPunct w:val="false"/>
-                        <w:spacing w:lineRule="auto" w:line="240" w:before="0" w:after="0"/>
-                        <w:rPr>
-                          <w:sz w:val="20"/>
-                          <w:szCs w:val="20"/>
-                        </w:rPr>
-                      </w:pPr>
-                      <w:r>
-                        <w:rPr>
-                          <w:sz w:val="20"/>
-                          <w:szCs w:val="20"/>
-                        </w:rPr>
-                      </w:r>
-                    </w:p>
-                    <w:p>
-                      <w:pPr>
-                        <w:pStyle w:val="Contenudecadre"/>
-                        <w:overflowPunct w:val="false"/>
-                        <w:spacing w:lineRule="auto" w:line="240" w:before="0" w:after="0"/>
-                        <w:rPr>
-                          <w:sz w:val="20"/>
-                          <w:szCs w:val="20"/>
-                        </w:rPr>
-                      </w:pPr>
-                      <w:r>
-                        <w:rPr>
-                          <w:sz w:val="20"/>
-                          <w:szCs w:val="20"/>
-                        </w:rPr>
-                      </w:r>
-                    </w:p>
-                    <w:p>
-                      <w:pPr>
-                        <w:pStyle w:val="Contenudecadre"/>
-                        <w:overflowPunct w:val="false"/>
-                        <w:spacing w:lineRule="auto" w:line="240" w:before="0" w:after="0"/>
-                        <w:rPr>
-                          <w:sz w:val="20"/>
-                          <w:szCs w:val="20"/>
-                        </w:rPr>
-                      </w:pPr>
-                      <w:r>
-                        <w:rPr>
-                          <w:sz w:val="20"/>
-                          <w:szCs w:val="20"/>
-                        </w:rPr>
-                      </w:r>
-                    </w:p>
-                    <w:p>
-                      <w:pPr>
-                        <w:pStyle w:val="Contenudecadre"/>
-                        <w:overflowPunct w:val="false"/>
-                        <w:spacing w:lineRule="auto" w:line="240" w:before="0" w:after="0"/>
-                        <w:rPr>
-                          <w:sz w:val="20"/>
-                          <w:szCs w:val="20"/>
-                        </w:rPr>
-                      </w:pPr>
-                      <w:r>
-                        <w:rPr>
-                          <w:sz w:val="20"/>
-                          <w:szCs w:val="20"/>
-                        </w:rPr>
-                      </w:r>
-                    </w:p>
-                    <w:p>
-                      <w:pPr>
-                        <w:pStyle w:val="Contenudecadre"/>
-                        <w:overflowPunct w:val="false"/>
-                        <w:spacing w:lineRule="auto" w:line="240" w:before="0" w:after="0"/>
-                        <w:rPr>
-                          <w:sz w:val="20"/>
-                          <w:szCs w:val="20"/>
-                        </w:rPr>
-                      </w:pPr>
-                      <w:r>
-                        <w:rPr>
-                          <w:sz w:val="20"/>
-                          <w:szCs w:val="20"/>
-                        </w:rPr>
-                      </w:r>
-                    </w:p>
-                    <w:p>
-                      <w:pPr>
-                        <w:pStyle w:val="Contenudecadre"/>
-                        <w:overflowPunct w:val="false"/>
-                        <w:spacing w:lineRule="auto" w:line="240" w:before="0" w:after="0"/>
-                        <w:rPr>
-                          <w:sz w:val="20"/>
-                          <w:szCs w:val="20"/>
-                        </w:rPr>
-                      </w:pPr>
-                      <w:r>
-                        <w:rPr>
-                          <w:sz w:val="20"/>
-                          <w:szCs w:val="20"/>
-                        </w:rPr>
-                      </w:r>
-                    </w:p>
-                    <w:p>
-                      <w:pPr>
-                        <w:pStyle w:val="Contenudecadre"/>
-                        <w:overflowPunct w:val="false"/>
-                        <w:spacing w:lineRule="auto" w:line="240" w:before="0" w:after="0"/>
-                        <w:rPr>
-                          <w:sz w:val="20"/>
-                          <w:szCs w:val="20"/>
-                        </w:rPr>
-                      </w:pPr>
-                      <w:r>
-                        <w:rPr>
-                          <w:sz w:val="20"/>
-                          <w:szCs w:val="20"/>
-                        </w:rPr>
-                      </w:r>
-                    </w:p>
-                    <w:p>
-                      <w:pPr>
-                        <w:pStyle w:val="Contenudecadre"/>
-                        <w:overflowPunct w:val="false"/>
-                        <w:spacing w:lineRule="auto" w:line="240" w:before="0" w:after="0"/>
-                        <w:rPr>
-                          <w:sz w:val="20"/>
-                          <w:szCs w:val="20"/>
-                        </w:rPr>
-                      </w:pPr>
-                      <w:r>
-                        <w:rPr>
-                          <w:sz w:val="20"/>
-                          <w:szCs w:val="20"/>
-                        </w:rPr>
-                      </w:r>
-                    </w:p>
-                    <w:p>
-                      <w:pPr>
-                        <w:pStyle w:val="Contenudecadre"/>
-                        <w:overflowPunct w:val="false"/>
-                        <w:spacing w:lineRule="auto" w:line="240" w:before="0" w:after="0"/>
-                        <w:rPr>
-                          <w:sz w:val="20"/>
-                          <w:szCs w:val="20"/>
-                        </w:rPr>
-                      </w:pPr>
-                      <w:r>
-                        <w:rPr>
-                          <w:sz w:val="20"/>
-                          <w:szCs w:val="20"/>
-                        </w:rPr>
-                      </w:r>
-                    </w:p>
-                    <w:p>
-                      <w:pPr>
-                        <w:pStyle w:val="Contenudecadre"/>
-                        <w:overflowPunct w:val="false"/>
-                        <w:spacing w:lineRule="auto" w:line="240" w:before="0" w:after="0"/>
-                        <w:rPr>
-                          <w:sz w:val="20"/>
-                          <w:szCs w:val="20"/>
-                        </w:rPr>
-                      </w:pPr>
-                      <w:r>
-                        <w:rPr>
-                          <w:sz w:val="20"/>
-                          <w:szCs w:val="20"/>
-                        </w:rPr>
-                      </w:r>
-                    </w:p>
-                    <w:p>
-                      <w:pPr>
-                        <w:pStyle w:val="Contenudecadre"/>
-                        <w:overflowPunct w:val="false"/>
-                        <w:spacing w:lineRule="auto" w:line="240" w:before="0" w:after="0"/>
-                        <w:rPr>
-                          <w:sz w:val="20"/>
-                          <w:szCs w:val="20"/>
-                        </w:rPr>
-                      </w:pPr>
-                      <w:r>
-                        <w:rPr>
-                          <w:sz w:val="20"/>
-                          <w:szCs w:val="20"/>
-                        </w:rPr>
-                      </w:r>
-                    </w:p>
-                    <w:p>
-                      <w:pPr>
-                        <w:pStyle w:val="Contenudecadre"/>
-                        <w:overflowPunct w:val="false"/>
-                        <w:spacing w:lineRule="auto" w:line="240" w:before="0" w:after="0"/>
-                        <w:rPr>
-                          <w:sz w:val="20"/>
-                          <w:szCs w:val="20"/>
-                        </w:rPr>
-                      </w:pPr>
-                      <w:r>
-                        <w:rPr>
-                          <w:sz w:val="20"/>
-                          <w:szCs w:val="20"/>
-                        </w:rPr>
-                      </w:r>
-                    </w:p>
-                    <w:p>
-                      <w:pPr>
-                        <w:pStyle w:val="Contenudecadre"/>
-                        <w:overflowPunct w:val="false"/>
-                        <w:spacing w:lineRule="auto" w:line="240" w:before="0" w:after="0"/>
-                        <w:rPr>
-                          <w:sz w:val="20"/>
-                          <w:szCs w:val="20"/>
-                        </w:rPr>
-                      </w:pPr>
-                      <w:r>
-                        <w:rPr>
-                          <w:sz w:val="20"/>
-                          <w:szCs w:val="20"/>
-                        </w:rPr>
-                      </w:r>
-                    </w:p>
-                    <w:p>
-                      <w:pPr>
-                        <w:pStyle w:val="Contenudecadre"/>
-                        <w:overflowPunct w:val="false"/>
-                        <w:spacing w:lineRule="auto" w:line="240" w:before="0" w:after="0"/>
-                        <w:rPr>
-                          <w:sz w:val="20"/>
-                          <w:szCs w:val="20"/>
-                        </w:rPr>
-                      </w:pPr>
-                      <w:r>
-                        <w:rPr>
-                          <w:sz w:val="20"/>
-                          <w:szCs w:val="20"/>
-                        </w:rPr>
-                      </w:r>
-                    </w:p>
-                    <w:p>
-                      <w:pPr>
-                        <w:pStyle w:val="Contenudecadre"/>
-                        <w:overflowPunct w:val="false"/>
-                        <w:spacing w:lineRule="auto" w:line="240" w:before="0" w:after="0"/>
-                        <w:rPr>
-                          <w:sz w:val="20"/>
-                          <w:szCs w:val="20"/>
-                        </w:rPr>
-                      </w:pPr>
-                      <w:r>
-                        <w:rPr>
-                          <w:sz w:val="20"/>
-                          <w:szCs w:val="20"/>
-                        </w:rPr>
-                      </w:r>
-                    </w:p>
-                    <w:p>
-                      <w:pPr>
-                        <w:pStyle w:val="Contenudecadre"/>
-                        <w:overflowPunct w:val="false"/>
-                        <w:spacing w:lineRule="auto" w:line="240" w:before="0" w:after="0"/>
-                        <w:rPr>
-                          <w:sz w:val="20"/>
-                          <w:szCs w:val="20"/>
-                        </w:rPr>
-                      </w:pPr>
-                      <w:r>
-                        <w:rPr>
-                          <w:sz w:val="20"/>
-                          <w:szCs w:val="20"/>
-                        </w:rPr>
-                      </w:r>
-                    </w:p>
-                    <w:p>
-                      <w:pPr>
-                        <w:pStyle w:val="Contenudecadre"/>
-                        <w:overflowPunct w:val="false"/>
-                        <w:spacing w:lineRule="auto" w:line="240" w:before="0" w:after="0"/>
-                        <w:rPr>
-                          <w:sz w:val="20"/>
-                          <w:szCs w:val="20"/>
-                        </w:rPr>
-                      </w:pPr>
-                      <w:r>
-                        <w:rPr>
-                          <w:sz w:val="20"/>
-                          <w:szCs w:val="20"/>
-                        </w:rPr>
-                      </w:r>
-                    </w:p>
-                    <w:p>
-                      <w:pPr>
-                        <w:pStyle w:val="Contenudecadre"/>
-                        <w:overflowPunct w:val="false"/>
-                        <w:spacing w:lineRule="auto" w:line="240" w:before="0" w:after="0"/>
-                        <w:rPr>
-                          <w:sz w:val="20"/>
-                          <w:szCs w:val="20"/>
-                        </w:rPr>
-                      </w:pPr>
-                      <w:r>
-                        <w:rPr>
-                          <w:sz w:val="20"/>
-                          <w:szCs w:val="20"/>
-                        </w:rPr>
-                      </w:r>
-                    </w:p>
-                    <w:p>
-                      <w:pPr>
-                        <w:pStyle w:val="Contenudecadre"/>
-                        <w:overflowPunct w:val="false"/>
-                        <w:spacing w:lineRule="auto" w:line="240" w:before="0" w:after="0"/>
-                        <w:rPr>
-                          <w:sz w:val="20"/>
-                          <w:szCs w:val="20"/>
-                        </w:rPr>
-                      </w:pPr>
-                      <w:r>
-                        <w:rPr>
-                          <w:sz w:val="20"/>
-                          <w:szCs w:val="20"/>
-                        </w:rPr>
-                      </w:r>
-                    </w:p>
-                    <w:p>
-                      <w:pPr>
-                        <w:pStyle w:val="Contenudecadre"/>
-                        <w:overflowPunct w:val="false"/>
-                        <w:spacing w:lineRule="auto" w:line="240" w:before="0" w:after="0"/>
-                        <w:rPr>
-                          <w:sz w:val="20"/>
-                          <w:szCs w:val="20"/>
-                        </w:rPr>
-                      </w:pPr>
-                      <w:r>
-                        <w:rPr>
-                          <w:sz w:val="20"/>
-                          <w:szCs w:val="20"/>
-                        </w:rPr>
-                      </w:r>
-                    </w:p>
-                    <w:p>
-                      <w:pPr>
-                        <w:pStyle w:val="Contenudecadre"/>
-                        <w:overflowPunct w:val="false"/>
-                        <w:spacing w:lineRule="auto" w:line="240" w:before="0" w:after="0"/>
-                        <w:rPr>
-                          <w:sz w:val="20"/>
-                          <w:szCs w:val="20"/>
-                        </w:rPr>
-                      </w:pPr>
-                      <w:r>
-                        <w:rPr>
-                          <w:sz w:val="20"/>
-                          <w:szCs w:val="20"/>
-                        </w:rPr>
-                      </w:r>
-                    </w:p>
-                    <w:p>
-                      <w:pPr>
-                        <w:pStyle w:val="Contenudecadre"/>
-                        <w:overflowPunct w:val="false"/>
-                        <w:spacing w:lineRule="auto" w:line="240" w:before="0" w:after="0"/>
-                        <w:rPr>
-                          <w:sz w:val="20"/>
-                          <w:szCs w:val="20"/>
-                        </w:rPr>
-                      </w:pPr>
-                      <w:r>
-                        <w:rPr>
-                          <w:sz w:val="20"/>
-                          <w:szCs w:val="20"/>
-                        </w:rPr>
-                      </w:r>
-                    </w:p>
-                  </w:txbxContent>
-                </v:textbox>
               </v:rect>
             </w:pict>
           </mc:Fallback>
@@ -1228,10 +148,10 @@
                 <wp:positionV relativeFrom="paragraph">
                   <wp:posOffset>7219950</wp:posOffset>
                 </wp:positionV>
-                <wp:extent cx="7526020" cy="132715"/>
+                <wp:extent cx="7526655" cy="132715"/>
                 <wp:effectExtent l="0" t="0" r="0" b="0"/>
                 <wp:wrapNone/>
-                <wp:docPr id="3" name="Forme2"/>
+                <wp:docPr id="2" name="Forme2"/>
                 <a:graphic xmlns:a="http://schemas.openxmlformats.org/drawingml/2006/main">
                   <a:graphicData uri="http://schemas.microsoft.com/office/word/2010/wordprocessingShape">
                     <wps:wsp>
@@ -1239,7 +159,7 @@
                       <wps:spPr>
                         <a:xfrm>
                           <a:off x="0" y="0"/>
-                          <a:ext cx="7525440" cy="132120"/>
+                          <a:ext cx="7526160" cy="132120"/>
                         </a:xfrm>
                         <a:prstGeom prst="rect">
                           <a:avLst/>
@@ -1260,7 +180,7 @@
                           <w:p>
                             <w:pPr>
                               <w:pStyle w:val="Contenudecadre"/>
-                              <w:overflowPunct w:val="true"/>
+                              <w:overflowPunct w:val="false"/>
                               <w:spacing w:lineRule="auto" w:line="240" w:before="0" w:after="0"/>
                               <w:jc w:val="center"/>
                               <w:rPr/>
@@ -1288,7 +208,7 @@
           </mc:Choice>
           <mc:Fallback>
             <w:pict>
-              <v:rect id="shape_0" ID="Forme2" stroked="f" style="position:absolute;margin-left:-69.1pt;margin-top:568.5pt;width:592.5pt;height:10.35pt">
+              <v:rect id="shape_0" ID="Forme2" stroked="f" style="position:absolute;margin-left:-69.1pt;margin-top:568.5pt;width:592.55pt;height:10.35pt">
                 <w10:wrap type="square"/>
                 <v:fill o:detectmouseclick="t" on="false"/>
                 <v:stroke color="#3465a4" joinstyle="round" endcap="flat"/>
@@ -1297,7 +217,7 @@
                     <w:p>
                       <w:pPr>
                         <w:pStyle w:val="Contenudecadre"/>
-                        <w:overflowPunct w:val="true"/>
+                        <w:overflowPunct w:val="false"/>
                         <w:spacing w:lineRule="auto" w:line="240" w:before="0" w:after="0"/>
                         <w:jc w:val="center"/>
                         <w:rPr/>
@@ -1320,14 +240,1122 @@
         </mc:AlternateContent>
       </w:r>
       <w:r>
-        <w:rPr>
-          <w:rFonts w:cs="Arial" w:ascii="Arial" w:hAnsi="Arial"/>
-          <w:b/>
-          <w:bCs/>
-          <w:sz w:val="56"/>
-          <w:szCs w:val="56"/>
-        </w:rPr>
-        <w:t>Volet : {{ volet }}</w:t>
+        <mc:AlternateContent>
+          <mc:Choice Requires="wps">
+            <w:drawing>
+              <wp:anchor behindDoc="0" distT="0" distB="0" distL="0" distR="0" simplePos="0" locked="0" layoutInCell="1" allowOverlap="1" relativeHeight="6">
+                <wp:simplePos x="0" y="0"/>
+                <wp:positionH relativeFrom="column">
+                  <wp:posOffset>-190500</wp:posOffset>
+                </wp:positionH>
+                <wp:positionV relativeFrom="margin">
+                  <wp:posOffset>2750185</wp:posOffset>
+                </wp:positionV>
+                <wp:extent cx="6079490" cy="4599305"/>
+                <wp:effectExtent l="0" t="0" r="0" b="0"/>
+                <wp:wrapNone/>
+                <wp:docPr id="4" name="Cadre1"/>
+                <a:graphic xmlns:a="http://schemas.openxmlformats.org/drawingml/2006/main">
+                  <a:graphicData uri="http://schemas.microsoft.com/office/word/2010/wordprocessingShape">
+                    <wps:wsp>
+                      <wps:cNvSpPr txBox="1"/>
+                      <wps:spPr>
+                        <a:xfrm>
+                          <a:off x="0" y="0"/>
+                          <a:ext cx="6079490" cy="4599305"/>
+                        </a:xfrm>
+                        <a:prstGeom prst="rect"/>
+                      </wps:spPr>
+                      <wps:txbx>
+                        <w:txbxContent>
+                          <w:p>
+                            <w:pPr>
+                              <w:pStyle w:val="Contenudecadre"/>
+                              <w:overflowPunct w:val="true"/>
+                              <w:spacing w:lineRule="auto" w:line="240" w:before="0" w:after="0"/>
+                              <w:rPr/>
+                            </w:pPr>
+                            <w:r>
+                              <w:rPr>
+                                <w:rFonts w:eastAsia="Calibri" w:cs="" w:cstheme="minorBidi" w:eastAsiaTheme="minorHAnsi"/>
+                                <w:b/>
+                                <w:bCs/>
+                                <w:color w:val="auto"/>
+                              </w:rPr>
+                              <w:t xml:space="preserve"> </w:t>
+                            </w:r>
+                            <w:r>
+                              <w:rPr>
+                                <w:rFonts w:eastAsia="Calibri" w:cs="" w:cstheme="minorBidi" w:eastAsiaTheme="minorHAnsi"/>
+                                <w:b/>
+                                <w:bCs/>
+                                <w:color w:val="auto"/>
+                                <w:sz w:val="20"/>
+                                <w:szCs w:val="20"/>
+                              </w:rPr>
+                              <w:t>Commentaires généraux :</w:t>
+                            </w:r>
+                          </w:p>
+                          <w:p>
+                            <w:pPr>
+                              <w:pStyle w:val="Contenudecadre"/>
+                              <w:overflowPunct w:val="true"/>
+                              <w:spacing w:lineRule="auto" w:line="240" w:before="0" w:after="0"/>
+                              <w:rPr>
+                                <w:sz w:val="20"/>
+                                <w:szCs w:val="20"/>
+                              </w:rPr>
+                            </w:pPr>
+                            <w:r>
+                              <w:rPr>
+                                <w:sz w:val="20"/>
+                                <w:szCs w:val="20"/>
+                              </w:rPr>
+                              <w:t>{{ code_comment }}</w:t>
+                            </w:r>
+                          </w:p>
+                          <w:p>
+                            <w:pPr>
+                              <w:pStyle w:val="Contenudecadre"/>
+                              <w:overflowPunct w:val="true"/>
+                              <w:spacing w:lineRule="auto" w:line="240" w:before="0" w:after="0"/>
+                              <w:rPr>
+                                <w:sz w:val="20"/>
+                                <w:szCs w:val="20"/>
+                              </w:rPr>
+                            </w:pPr>
+                            <w:r>
+                              <w:rPr>
+                                <w:sz w:val="20"/>
+                                <w:szCs w:val="20"/>
+                              </w:rPr>
+                            </w:r>
+                          </w:p>
+                          <w:p>
+                            <w:pPr>
+                              <w:pStyle w:val="Contenudecadre"/>
+                              <w:overflowPunct w:val="true"/>
+                              <w:spacing w:lineRule="auto" w:line="240" w:before="0" w:after="0"/>
+                              <w:rPr>
+                                <w:sz w:val="20"/>
+                                <w:szCs w:val="20"/>
+                              </w:rPr>
+                            </w:pPr>
+                            <w:r>
+                              <w:rPr>
+                                <w:sz w:val="20"/>
+                                <w:szCs w:val="20"/>
+                              </w:rPr>
+                            </w:r>
+                          </w:p>
+                          <w:p>
+                            <w:pPr>
+                              <w:pStyle w:val="Contenudecadre"/>
+                              <w:overflowPunct w:val="true"/>
+                              <w:spacing w:lineRule="auto" w:line="240" w:before="0" w:after="0"/>
+                              <w:rPr>
+                                <w:sz w:val="20"/>
+                                <w:szCs w:val="20"/>
+                              </w:rPr>
+                            </w:pPr>
+                            <w:r>
+                              <w:rPr>
+                                <w:sz w:val="20"/>
+                                <w:szCs w:val="20"/>
+                              </w:rPr>
+                            </w:r>
+                          </w:p>
+                          <w:p>
+                            <w:pPr>
+                              <w:pStyle w:val="Contenudecadre"/>
+                              <w:overflowPunct w:val="true"/>
+                              <w:spacing w:lineRule="auto" w:line="240" w:before="0" w:after="0"/>
+                              <w:rPr>
+                                <w:sz w:val="20"/>
+                                <w:szCs w:val="20"/>
+                              </w:rPr>
+                            </w:pPr>
+                            <w:r>
+                              <w:rPr>
+                                <w:sz w:val="20"/>
+                                <w:szCs w:val="20"/>
+                              </w:rPr>
+                            </w:r>
+                          </w:p>
+                          <w:p>
+                            <w:pPr>
+                              <w:pStyle w:val="Contenudecadre"/>
+                              <w:overflowPunct w:val="true"/>
+                              <w:spacing w:lineRule="auto" w:line="240" w:before="0" w:after="0"/>
+                              <w:rPr>
+                                <w:sz w:val="20"/>
+                                <w:szCs w:val="20"/>
+                              </w:rPr>
+                            </w:pPr>
+                            <w:r>
+                              <w:rPr>
+                                <w:sz w:val="20"/>
+                                <w:szCs w:val="20"/>
+                              </w:rPr>
+                            </w:r>
+                          </w:p>
+                          <w:p>
+                            <w:pPr>
+                              <w:pStyle w:val="Contenudecadre"/>
+                              <w:overflowPunct w:val="true"/>
+                              <w:spacing w:lineRule="auto" w:line="240" w:before="0" w:after="0"/>
+                              <w:rPr>
+                                <w:sz w:val="20"/>
+                                <w:szCs w:val="20"/>
+                              </w:rPr>
+                            </w:pPr>
+                            <w:r>
+                              <w:rPr>
+                                <w:sz w:val="20"/>
+                                <w:szCs w:val="20"/>
+                              </w:rPr>
+                            </w:r>
+                          </w:p>
+                          <w:p>
+                            <w:pPr>
+                              <w:pStyle w:val="Contenudecadre"/>
+                              <w:overflowPunct w:val="true"/>
+                              <w:spacing w:lineRule="auto" w:line="240" w:before="0" w:after="0"/>
+                              <w:rPr>
+                                <w:sz w:val="20"/>
+                                <w:szCs w:val="20"/>
+                              </w:rPr>
+                            </w:pPr>
+                            <w:r>
+                              <w:rPr>
+                                <w:sz w:val="20"/>
+                                <w:szCs w:val="20"/>
+                              </w:rPr>
+                            </w:r>
+                          </w:p>
+                          <w:p>
+                            <w:pPr>
+                              <w:pStyle w:val="Contenudecadre"/>
+                              <w:overflowPunct w:val="true"/>
+                              <w:spacing w:lineRule="auto" w:line="240" w:before="0" w:after="0"/>
+                              <w:rPr>
+                                <w:sz w:val="20"/>
+                                <w:szCs w:val="20"/>
+                              </w:rPr>
+                            </w:pPr>
+                            <w:r>
+                              <w:rPr>
+                                <w:sz w:val="20"/>
+                                <w:szCs w:val="20"/>
+                              </w:rPr>
+                            </w:r>
+                          </w:p>
+                          <w:p>
+                            <w:pPr>
+                              <w:pStyle w:val="Contenudecadre"/>
+                              <w:overflowPunct w:val="true"/>
+                              <w:spacing w:lineRule="auto" w:line="240" w:before="0" w:after="0"/>
+                              <w:rPr>
+                                <w:sz w:val="20"/>
+                                <w:szCs w:val="20"/>
+                              </w:rPr>
+                            </w:pPr>
+                            <w:r>
+                              <w:rPr>
+                                <w:sz w:val="20"/>
+                                <w:szCs w:val="20"/>
+                              </w:rPr>
+                            </w:r>
+                          </w:p>
+                          <w:p>
+                            <w:pPr>
+                              <w:pStyle w:val="Contenudecadre"/>
+                              <w:overflowPunct w:val="true"/>
+                              <w:spacing w:lineRule="auto" w:line="240" w:before="0" w:after="0"/>
+                              <w:rPr>
+                                <w:sz w:val="20"/>
+                                <w:szCs w:val="20"/>
+                              </w:rPr>
+                            </w:pPr>
+                            <w:r>
+                              <w:rPr>
+                                <w:sz w:val="20"/>
+                                <w:szCs w:val="20"/>
+                              </w:rPr>
+                            </w:r>
+                          </w:p>
+                          <w:p>
+                            <w:pPr>
+                              <w:pStyle w:val="Contenudecadre"/>
+                              <w:overflowPunct w:val="true"/>
+                              <w:spacing w:lineRule="auto" w:line="240" w:before="0" w:after="0"/>
+                              <w:rPr>
+                                <w:sz w:val="20"/>
+                                <w:szCs w:val="20"/>
+                              </w:rPr>
+                            </w:pPr>
+                            <w:r>
+                              <w:rPr>
+                                <w:sz w:val="20"/>
+                                <w:szCs w:val="20"/>
+                              </w:rPr>
+                            </w:r>
+                          </w:p>
+                          <w:p>
+                            <w:pPr>
+                              <w:pStyle w:val="Contenudecadre"/>
+                              <w:overflowPunct w:val="true"/>
+                              <w:spacing w:lineRule="auto" w:line="240" w:before="0" w:after="0"/>
+                              <w:rPr>
+                                <w:sz w:val="20"/>
+                                <w:szCs w:val="20"/>
+                              </w:rPr>
+                            </w:pPr>
+                            <w:r>
+                              <w:rPr>
+                                <w:sz w:val="20"/>
+                                <w:szCs w:val="20"/>
+                              </w:rPr>
+                            </w:r>
+                          </w:p>
+                          <w:p>
+                            <w:pPr>
+                              <w:pStyle w:val="Contenudecadre"/>
+                              <w:overflowPunct w:val="true"/>
+                              <w:spacing w:lineRule="auto" w:line="240" w:before="0" w:after="0"/>
+                              <w:rPr>
+                                <w:sz w:val="20"/>
+                                <w:szCs w:val="20"/>
+                              </w:rPr>
+                            </w:pPr>
+                            <w:r>
+                              <w:rPr>
+                                <w:sz w:val="20"/>
+                                <w:szCs w:val="20"/>
+                              </w:rPr>
+                            </w:r>
+                          </w:p>
+                          <w:p>
+                            <w:pPr>
+                              <w:pStyle w:val="Contenudecadre"/>
+                              <w:overflowPunct w:val="true"/>
+                              <w:spacing w:lineRule="auto" w:line="240" w:before="0" w:after="0"/>
+                              <w:rPr>
+                                <w:sz w:val="20"/>
+                                <w:szCs w:val="20"/>
+                              </w:rPr>
+                            </w:pPr>
+                            <w:r>
+                              <w:rPr>
+                                <w:sz w:val="20"/>
+                                <w:szCs w:val="20"/>
+                              </w:rPr>
+                            </w:r>
+                          </w:p>
+                          <w:p>
+                            <w:pPr>
+                              <w:pStyle w:val="Contenudecadre"/>
+                              <w:overflowPunct w:val="true"/>
+                              <w:spacing w:lineRule="auto" w:line="240" w:before="0" w:after="0"/>
+                              <w:rPr>
+                                <w:sz w:val="20"/>
+                                <w:szCs w:val="20"/>
+                              </w:rPr>
+                            </w:pPr>
+                            <w:r>
+                              <w:rPr>
+                                <w:sz w:val="20"/>
+                                <w:szCs w:val="20"/>
+                              </w:rPr>
+                            </w:r>
+                          </w:p>
+                          <w:p>
+                            <w:pPr>
+                              <w:pStyle w:val="Contenudecadre"/>
+                              <w:overflowPunct w:val="true"/>
+                              <w:spacing w:lineRule="auto" w:line="240" w:before="0" w:after="0"/>
+                              <w:rPr>
+                                <w:sz w:val="20"/>
+                                <w:szCs w:val="20"/>
+                              </w:rPr>
+                            </w:pPr>
+                            <w:r>
+                              <w:rPr>
+                                <w:sz w:val="20"/>
+                                <w:szCs w:val="20"/>
+                              </w:rPr>
+                            </w:r>
+                          </w:p>
+                          <w:p>
+                            <w:pPr>
+                              <w:pStyle w:val="Contenudecadre"/>
+                              <w:overflowPunct w:val="true"/>
+                              <w:spacing w:lineRule="auto" w:line="240" w:before="0" w:after="0"/>
+                              <w:rPr>
+                                <w:sz w:val="20"/>
+                                <w:szCs w:val="20"/>
+                              </w:rPr>
+                            </w:pPr>
+                            <w:r>
+                              <w:rPr>
+                                <w:sz w:val="20"/>
+                                <w:szCs w:val="20"/>
+                              </w:rPr>
+                            </w:r>
+                          </w:p>
+                          <w:p>
+                            <w:pPr>
+                              <w:pStyle w:val="Contenudecadre"/>
+                              <w:overflowPunct w:val="true"/>
+                              <w:spacing w:lineRule="auto" w:line="240" w:before="0" w:after="0"/>
+                              <w:rPr>
+                                <w:sz w:val="20"/>
+                                <w:szCs w:val="20"/>
+                              </w:rPr>
+                            </w:pPr>
+                            <w:r>
+                              <w:rPr>
+                                <w:sz w:val="20"/>
+                                <w:szCs w:val="20"/>
+                              </w:rPr>
+                            </w:r>
+                          </w:p>
+                          <w:p>
+                            <w:pPr>
+                              <w:pStyle w:val="Contenudecadre"/>
+                              <w:overflowPunct w:val="true"/>
+                              <w:spacing w:lineRule="auto" w:line="240" w:before="0" w:after="0"/>
+                              <w:rPr>
+                                <w:sz w:val="20"/>
+                                <w:szCs w:val="20"/>
+                              </w:rPr>
+                            </w:pPr>
+                            <w:r>
+                              <w:rPr>
+                                <w:sz w:val="20"/>
+                                <w:szCs w:val="20"/>
+                              </w:rPr>
+                            </w:r>
+                          </w:p>
+                          <w:p>
+                            <w:pPr>
+                              <w:pStyle w:val="Contenudecadre"/>
+                              <w:overflowPunct w:val="true"/>
+                              <w:spacing w:lineRule="auto" w:line="240" w:before="0" w:after="0"/>
+                              <w:rPr>
+                                <w:sz w:val="20"/>
+                                <w:szCs w:val="20"/>
+                              </w:rPr>
+                            </w:pPr>
+                            <w:r>
+                              <w:rPr>
+                                <w:sz w:val="20"/>
+                                <w:szCs w:val="20"/>
+                              </w:rPr>
+                            </w:r>
+                          </w:p>
+                          <w:p>
+                            <w:pPr>
+                              <w:pStyle w:val="Contenudecadre"/>
+                              <w:overflowPunct w:val="true"/>
+                              <w:spacing w:lineRule="auto" w:line="240" w:before="0" w:after="0"/>
+                              <w:rPr>
+                                <w:sz w:val="20"/>
+                                <w:szCs w:val="20"/>
+                              </w:rPr>
+                            </w:pPr>
+                            <w:r>
+                              <w:rPr>
+                                <w:sz w:val="20"/>
+                                <w:szCs w:val="20"/>
+                              </w:rPr>
+                            </w:r>
+                          </w:p>
+                          <w:p>
+                            <w:pPr>
+                              <w:pStyle w:val="Contenudecadre"/>
+                              <w:overflowPunct w:val="true"/>
+                              <w:spacing w:lineRule="auto" w:line="240" w:before="0" w:after="0"/>
+                              <w:rPr>
+                                <w:sz w:val="20"/>
+                                <w:szCs w:val="20"/>
+                              </w:rPr>
+                            </w:pPr>
+                            <w:r>
+                              <w:rPr>
+                                <w:sz w:val="20"/>
+                                <w:szCs w:val="20"/>
+                              </w:rPr>
+                            </w:r>
+                          </w:p>
+                          <w:p>
+                            <w:pPr>
+                              <w:pStyle w:val="Contenudecadre"/>
+                              <w:overflowPunct w:val="true"/>
+                              <w:spacing w:lineRule="auto" w:line="240" w:before="0" w:after="0"/>
+                              <w:rPr>
+                                <w:sz w:val="20"/>
+                                <w:szCs w:val="20"/>
+                              </w:rPr>
+                            </w:pPr>
+                            <w:r>
+                              <w:rPr>
+                                <w:sz w:val="20"/>
+                                <w:szCs w:val="20"/>
+                              </w:rPr>
+                            </w:r>
+                          </w:p>
+                          <w:p>
+                            <w:pPr>
+                              <w:pStyle w:val="Contenudecadre"/>
+                              <w:overflowPunct w:val="true"/>
+                              <w:spacing w:lineRule="auto" w:line="240" w:before="0" w:after="0"/>
+                              <w:rPr>
+                                <w:sz w:val="20"/>
+                                <w:szCs w:val="20"/>
+                              </w:rPr>
+                            </w:pPr>
+                            <w:r>
+                              <w:rPr>
+                                <w:sz w:val="20"/>
+                                <w:szCs w:val="20"/>
+                              </w:rPr>
+                            </w:r>
+                          </w:p>
+                          <w:p>
+                            <w:pPr>
+                              <w:pStyle w:val="Contenudecadre"/>
+                              <w:overflowPunct w:val="true"/>
+                              <w:spacing w:lineRule="auto" w:line="240" w:before="0" w:after="0"/>
+                              <w:rPr>
+                                <w:sz w:val="20"/>
+                                <w:szCs w:val="20"/>
+                              </w:rPr>
+                            </w:pPr>
+                            <w:r>
+                              <w:rPr>
+                                <w:sz w:val="20"/>
+                                <w:szCs w:val="20"/>
+                              </w:rPr>
+                            </w:r>
+                          </w:p>
+                          <w:p>
+                            <w:pPr>
+                              <w:pStyle w:val="Contenudecadre"/>
+                              <w:overflowPunct w:val="true"/>
+                              <w:spacing w:lineRule="auto" w:line="240" w:before="0" w:after="0"/>
+                              <w:rPr>
+                                <w:sz w:val="20"/>
+                                <w:szCs w:val="20"/>
+                              </w:rPr>
+                            </w:pPr>
+                            <w:r>
+                              <w:rPr>
+                                <w:sz w:val="20"/>
+                                <w:szCs w:val="20"/>
+                              </w:rPr>
+                            </w:r>
+                          </w:p>
+                          <w:p>
+                            <w:pPr>
+                              <w:pStyle w:val="Contenudecadre"/>
+                              <w:overflowPunct w:val="true"/>
+                              <w:spacing w:lineRule="auto" w:line="240" w:before="0" w:after="0"/>
+                              <w:rPr>
+                                <w:sz w:val="20"/>
+                                <w:szCs w:val="20"/>
+                              </w:rPr>
+                            </w:pPr>
+                            <w:r>
+                              <w:rPr>
+                                <w:sz w:val="20"/>
+                                <w:szCs w:val="20"/>
+                              </w:rPr>
+                            </w:r>
+                          </w:p>
+                          <w:p>
+                            <w:pPr>
+                              <w:pStyle w:val="Contenudecadre"/>
+                              <w:overflowPunct w:val="true"/>
+                              <w:spacing w:lineRule="auto" w:line="240" w:before="0" w:after="0"/>
+                              <w:rPr>
+                                <w:sz w:val="20"/>
+                                <w:szCs w:val="20"/>
+                              </w:rPr>
+                            </w:pPr>
+                            <w:r>
+                              <w:rPr>
+                                <w:sz w:val="20"/>
+                                <w:szCs w:val="20"/>
+                              </w:rPr>
+                            </w:r>
+                          </w:p>
+                          <w:p>
+                            <w:pPr>
+                              <w:pStyle w:val="Contenudecadre"/>
+                              <w:overflowPunct w:val="true"/>
+                              <w:spacing w:lineRule="auto" w:line="240" w:before="0" w:after="0"/>
+                              <w:rPr/>
+                            </w:pPr>
+                            <w:r>
+                              <w:rPr/>
+                            </w:r>
+                          </w:p>
+                        </w:txbxContent>
+                      </wps:txbx>
+                      <wps:bodyPr anchor="t" lIns="0" tIns="0" rIns="0" bIns="0">
+                        <a:noAutofit/>
+                      </wps:bodyPr>
+                    </wps:wsp>
+                  </a:graphicData>
+                </a:graphic>
+              </wp:anchor>
+            </w:drawing>
+          </mc:Choice>
+          <mc:Fallback>
+            <w:pict>
+              <v:rect style="position:absolute;rotation:0;width:478.7pt;height:362.15pt;mso-wrap-distance-left:5.7pt;mso-wrap-distance-right:5.7pt;mso-wrap-distance-top:5.7pt;mso-wrap-distance-bottom:5.7pt;margin-top:216.55pt;mso-position-vertical-relative:margin;margin-left:-15pt;mso-position-horizontal-relative:text">
+                <v:textbox inset="0in,0in,0in,0in">
+                  <w:txbxContent>
+                    <w:p>
+                      <w:pPr>
+                        <w:pStyle w:val="Contenudecadre"/>
+                        <w:overflowPunct w:val="true"/>
+                        <w:spacing w:lineRule="auto" w:line="240" w:before="0" w:after="0"/>
+                        <w:rPr/>
+                      </w:pPr>
+                      <w:r>
+                        <w:rPr>
+                          <w:rFonts w:eastAsia="Calibri" w:cs="" w:cstheme="minorBidi" w:eastAsiaTheme="minorHAnsi"/>
+                          <w:b/>
+                          <w:bCs/>
+                          <w:color w:val="auto"/>
+                        </w:rPr>
+                        <w:t xml:space="preserve"> </w:t>
+                      </w:r>
+                      <w:r>
+                        <w:rPr>
+                          <w:rFonts w:eastAsia="Calibri" w:cs="" w:cstheme="minorBidi" w:eastAsiaTheme="minorHAnsi"/>
+                          <w:b/>
+                          <w:bCs/>
+                          <w:color w:val="auto"/>
+                          <w:sz w:val="20"/>
+                          <w:szCs w:val="20"/>
+                        </w:rPr>
+                        <w:t>Commentaires généraux :</w:t>
+                      </w:r>
+                    </w:p>
+                    <w:p>
+                      <w:pPr>
+                        <w:pStyle w:val="Contenudecadre"/>
+                        <w:overflowPunct w:val="true"/>
+                        <w:spacing w:lineRule="auto" w:line="240" w:before="0" w:after="0"/>
+                        <w:rPr>
+                          <w:sz w:val="20"/>
+                          <w:szCs w:val="20"/>
+                        </w:rPr>
+                      </w:pPr>
+                      <w:r>
+                        <w:rPr>
+                          <w:sz w:val="20"/>
+                          <w:szCs w:val="20"/>
+                        </w:rPr>
+                        <w:t>{{ code_comment }}</w:t>
+                      </w:r>
+                    </w:p>
+                    <w:p>
+                      <w:pPr>
+                        <w:pStyle w:val="Contenudecadre"/>
+                        <w:overflowPunct w:val="true"/>
+                        <w:spacing w:lineRule="auto" w:line="240" w:before="0" w:after="0"/>
+                        <w:rPr>
+                          <w:sz w:val="20"/>
+                          <w:szCs w:val="20"/>
+                        </w:rPr>
+                      </w:pPr>
+                      <w:r>
+                        <w:rPr>
+                          <w:sz w:val="20"/>
+                          <w:szCs w:val="20"/>
+                        </w:rPr>
+                      </w:r>
+                    </w:p>
+                    <w:p>
+                      <w:pPr>
+                        <w:pStyle w:val="Contenudecadre"/>
+                        <w:overflowPunct w:val="true"/>
+                        <w:spacing w:lineRule="auto" w:line="240" w:before="0" w:after="0"/>
+                        <w:rPr>
+                          <w:sz w:val="20"/>
+                          <w:szCs w:val="20"/>
+                        </w:rPr>
+                      </w:pPr>
+                      <w:r>
+                        <w:rPr>
+                          <w:sz w:val="20"/>
+                          <w:szCs w:val="20"/>
+                        </w:rPr>
+                      </w:r>
+                    </w:p>
+                    <w:p>
+                      <w:pPr>
+                        <w:pStyle w:val="Contenudecadre"/>
+                        <w:overflowPunct w:val="true"/>
+                        <w:spacing w:lineRule="auto" w:line="240" w:before="0" w:after="0"/>
+                        <w:rPr>
+                          <w:sz w:val="20"/>
+                          <w:szCs w:val="20"/>
+                        </w:rPr>
+                      </w:pPr>
+                      <w:r>
+                        <w:rPr>
+                          <w:sz w:val="20"/>
+                          <w:szCs w:val="20"/>
+                        </w:rPr>
+                      </w:r>
+                    </w:p>
+                    <w:p>
+                      <w:pPr>
+                        <w:pStyle w:val="Contenudecadre"/>
+                        <w:overflowPunct w:val="true"/>
+                        <w:spacing w:lineRule="auto" w:line="240" w:before="0" w:after="0"/>
+                        <w:rPr>
+                          <w:sz w:val="20"/>
+                          <w:szCs w:val="20"/>
+                        </w:rPr>
+                      </w:pPr>
+                      <w:r>
+                        <w:rPr>
+                          <w:sz w:val="20"/>
+                          <w:szCs w:val="20"/>
+                        </w:rPr>
+                      </w:r>
+                    </w:p>
+                    <w:p>
+                      <w:pPr>
+                        <w:pStyle w:val="Contenudecadre"/>
+                        <w:overflowPunct w:val="true"/>
+                        <w:spacing w:lineRule="auto" w:line="240" w:before="0" w:after="0"/>
+                        <w:rPr>
+                          <w:sz w:val="20"/>
+                          <w:szCs w:val="20"/>
+                        </w:rPr>
+                      </w:pPr>
+                      <w:r>
+                        <w:rPr>
+                          <w:sz w:val="20"/>
+                          <w:szCs w:val="20"/>
+                        </w:rPr>
+                      </w:r>
+                    </w:p>
+                    <w:p>
+                      <w:pPr>
+                        <w:pStyle w:val="Contenudecadre"/>
+                        <w:overflowPunct w:val="true"/>
+                        <w:spacing w:lineRule="auto" w:line="240" w:before="0" w:after="0"/>
+                        <w:rPr>
+                          <w:sz w:val="20"/>
+                          <w:szCs w:val="20"/>
+                        </w:rPr>
+                      </w:pPr>
+                      <w:r>
+                        <w:rPr>
+                          <w:sz w:val="20"/>
+                          <w:szCs w:val="20"/>
+                        </w:rPr>
+                      </w:r>
+                    </w:p>
+                    <w:p>
+                      <w:pPr>
+                        <w:pStyle w:val="Contenudecadre"/>
+                        <w:overflowPunct w:val="true"/>
+                        <w:spacing w:lineRule="auto" w:line="240" w:before="0" w:after="0"/>
+                        <w:rPr>
+                          <w:sz w:val="20"/>
+                          <w:szCs w:val="20"/>
+                        </w:rPr>
+                      </w:pPr>
+                      <w:r>
+                        <w:rPr>
+                          <w:sz w:val="20"/>
+                          <w:szCs w:val="20"/>
+                        </w:rPr>
+                      </w:r>
+                    </w:p>
+                    <w:p>
+                      <w:pPr>
+                        <w:pStyle w:val="Contenudecadre"/>
+                        <w:overflowPunct w:val="true"/>
+                        <w:spacing w:lineRule="auto" w:line="240" w:before="0" w:after="0"/>
+                        <w:rPr>
+                          <w:sz w:val="20"/>
+                          <w:szCs w:val="20"/>
+                        </w:rPr>
+                      </w:pPr>
+                      <w:r>
+                        <w:rPr>
+                          <w:sz w:val="20"/>
+                          <w:szCs w:val="20"/>
+                        </w:rPr>
+                      </w:r>
+                    </w:p>
+                    <w:p>
+                      <w:pPr>
+                        <w:pStyle w:val="Contenudecadre"/>
+                        <w:overflowPunct w:val="true"/>
+                        <w:spacing w:lineRule="auto" w:line="240" w:before="0" w:after="0"/>
+                        <w:rPr>
+                          <w:sz w:val="20"/>
+                          <w:szCs w:val="20"/>
+                        </w:rPr>
+                      </w:pPr>
+                      <w:r>
+                        <w:rPr>
+                          <w:sz w:val="20"/>
+                          <w:szCs w:val="20"/>
+                        </w:rPr>
+                      </w:r>
+                    </w:p>
+                    <w:p>
+                      <w:pPr>
+                        <w:pStyle w:val="Contenudecadre"/>
+                        <w:overflowPunct w:val="true"/>
+                        <w:spacing w:lineRule="auto" w:line="240" w:before="0" w:after="0"/>
+                        <w:rPr>
+                          <w:sz w:val="20"/>
+                          <w:szCs w:val="20"/>
+                        </w:rPr>
+                      </w:pPr>
+                      <w:r>
+                        <w:rPr>
+                          <w:sz w:val="20"/>
+                          <w:szCs w:val="20"/>
+                        </w:rPr>
+                      </w:r>
+                    </w:p>
+                    <w:p>
+                      <w:pPr>
+                        <w:pStyle w:val="Contenudecadre"/>
+                        <w:overflowPunct w:val="true"/>
+                        <w:spacing w:lineRule="auto" w:line="240" w:before="0" w:after="0"/>
+                        <w:rPr>
+                          <w:sz w:val="20"/>
+                          <w:szCs w:val="20"/>
+                        </w:rPr>
+                      </w:pPr>
+                      <w:r>
+                        <w:rPr>
+                          <w:sz w:val="20"/>
+                          <w:szCs w:val="20"/>
+                        </w:rPr>
+                      </w:r>
+                    </w:p>
+                    <w:p>
+                      <w:pPr>
+                        <w:pStyle w:val="Contenudecadre"/>
+                        <w:overflowPunct w:val="true"/>
+                        <w:spacing w:lineRule="auto" w:line="240" w:before="0" w:after="0"/>
+                        <w:rPr>
+                          <w:sz w:val="20"/>
+                          <w:szCs w:val="20"/>
+                        </w:rPr>
+                      </w:pPr>
+                      <w:r>
+                        <w:rPr>
+                          <w:sz w:val="20"/>
+                          <w:szCs w:val="20"/>
+                        </w:rPr>
+                      </w:r>
+                    </w:p>
+                    <w:p>
+                      <w:pPr>
+                        <w:pStyle w:val="Contenudecadre"/>
+                        <w:overflowPunct w:val="true"/>
+                        <w:spacing w:lineRule="auto" w:line="240" w:before="0" w:after="0"/>
+                        <w:rPr>
+                          <w:sz w:val="20"/>
+                          <w:szCs w:val="20"/>
+                        </w:rPr>
+                      </w:pPr>
+                      <w:r>
+                        <w:rPr>
+                          <w:sz w:val="20"/>
+                          <w:szCs w:val="20"/>
+                        </w:rPr>
+                      </w:r>
+                    </w:p>
+                    <w:p>
+                      <w:pPr>
+                        <w:pStyle w:val="Contenudecadre"/>
+                        <w:overflowPunct w:val="true"/>
+                        <w:spacing w:lineRule="auto" w:line="240" w:before="0" w:after="0"/>
+                        <w:rPr>
+                          <w:sz w:val="20"/>
+                          <w:szCs w:val="20"/>
+                        </w:rPr>
+                      </w:pPr>
+                      <w:r>
+                        <w:rPr>
+                          <w:sz w:val="20"/>
+                          <w:szCs w:val="20"/>
+                        </w:rPr>
+                      </w:r>
+                    </w:p>
+                    <w:p>
+                      <w:pPr>
+                        <w:pStyle w:val="Contenudecadre"/>
+                        <w:overflowPunct w:val="true"/>
+                        <w:spacing w:lineRule="auto" w:line="240" w:before="0" w:after="0"/>
+                        <w:rPr>
+                          <w:sz w:val="20"/>
+                          <w:szCs w:val="20"/>
+                        </w:rPr>
+                      </w:pPr>
+                      <w:r>
+                        <w:rPr>
+                          <w:sz w:val="20"/>
+                          <w:szCs w:val="20"/>
+                        </w:rPr>
+                      </w:r>
+                    </w:p>
+                    <w:p>
+                      <w:pPr>
+                        <w:pStyle w:val="Contenudecadre"/>
+                        <w:overflowPunct w:val="true"/>
+                        <w:spacing w:lineRule="auto" w:line="240" w:before="0" w:after="0"/>
+                        <w:rPr>
+                          <w:sz w:val="20"/>
+                          <w:szCs w:val="20"/>
+                        </w:rPr>
+                      </w:pPr>
+                      <w:r>
+                        <w:rPr>
+                          <w:sz w:val="20"/>
+                          <w:szCs w:val="20"/>
+                        </w:rPr>
+                      </w:r>
+                    </w:p>
+                    <w:p>
+                      <w:pPr>
+                        <w:pStyle w:val="Contenudecadre"/>
+                        <w:overflowPunct w:val="true"/>
+                        <w:spacing w:lineRule="auto" w:line="240" w:before="0" w:after="0"/>
+                        <w:rPr>
+                          <w:sz w:val="20"/>
+                          <w:szCs w:val="20"/>
+                        </w:rPr>
+                      </w:pPr>
+                      <w:r>
+                        <w:rPr>
+                          <w:sz w:val="20"/>
+                          <w:szCs w:val="20"/>
+                        </w:rPr>
+                      </w:r>
+                    </w:p>
+                    <w:p>
+                      <w:pPr>
+                        <w:pStyle w:val="Contenudecadre"/>
+                        <w:overflowPunct w:val="true"/>
+                        <w:spacing w:lineRule="auto" w:line="240" w:before="0" w:after="0"/>
+                        <w:rPr>
+                          <w:sz w:val="20"/>
+                          <w:szCs w:val="20"/>
+                        </w:rPr>
+                      </w:pPr>
+                      <w:r>
+                        <w:rPr>
+                          <w:sz w:val="20"/>
+                          <w:szCs w:val="20"/>
+                        </w:rPr>
+                      </w:r>
+                    </w:p>
+                    <w:p>
+                      <w:pPr>
+                        <w:pStyle w:val="Contenudecadre"/>
+                        <w:overflowPunct w:val="true"/>
+                        <w:spacing w:lineRule="auto" w:line="240" w:before="0" w:after="0"/>
+                        <w:rPr>
+                          <w:sz w:val="20"/>
+                          <w:szCs w:val="20"/>
+                        </w:rPr>
+                      </w:pPr>
+                      <w:r>
+                        <w:rPr>
+                          <w:sz w:val="20"/>
+                          <w:szCs w:val="20"/>
+                        </w:rPr>
+                      </w:r>
+                    </w:p>
+                    <w:p>
+                      <w:pPr>
+                        <w:pStyle w:val="Contenudecadre"/>
+                        <w:overflowPunct w:val="true"/>
+                        <w:spacing w:lineRule="auto" w:line="240" w:before="0" w:after="0"/>
+                        <w:rPr>
+                          <w:sz w:val="20"/>
+                          <w:szCs w:val="20"/>
+                        </w:rPr>
+                      </w:pPr>
+                      <w:r>
+                        <w:rPr>
+                          <w:sz w:val="20"/>
+                          <w:szCs w:val="20"/>
+                        </w:rPr>
+                      </w:r>
+                    </w:p>
+                    <w:p>
+                      <w:pPr>
+                        <w:pStyle w:val="Contenudecadre"/>
+                        <w:overflowPunct w:val="true"/>
+                        <w:spacing w:lineRule="auto" w:line="240" w:before="0" w:after="0"/>
+                        <w:rPr>
+                          <w:sz w:val="20"/>
+                          <w:szCs w:val="20"/>
+                        </w:rPr>
+                      </w:pPr>
+                      <w:r>
+                        <w:rPr>
+                          <w:sz w:val="20"/>
+                          <w:szCs w:val="20"/>
+                        </w:rPr>
+                      </w:r>
+                    </w:p>
+                    <w:p>
+                      <w:pPr>
+                        <w:pStyle w:val="Contenudecadre"/>
+                        <w:overflowPunct w:val="true"/>
+                        <w:spacing w:lineRule="auto" w:line="240" w:before="0" w:after="0"/>
+                        <w:rPr>
+                          <w:sz w:val="20"/>
+                          <w:szCs w:val="20"/>
+                        </w:rPr>
+                      </w:pPr>
+                      <w:r>
+                        <w:rPr>
+                          <w:sz w:val="20"/>
+                          <w:szCs w:val="20"/>
+                        </w:rPr>
+                      </w:r>
+                    </w:p>
+                    <w:p>
+                      <w:pPr>
+                        <w:pStyle w:val="Contenudecadre"/>
+                        <w:overflowPunct w:val="true"/>
+                        <w:spacing w:lineRule="auto" w:line="240" w:before="0" w:after="0"/>
+                        <w:rPr>
+                          <w:sz w:val="20"/>
+                          <w:szCs w:val="20"/>
+                        </w:rPr>
+                      </w:pPr>
+                      <w:r>
+                        <w:rPr>
+                          <w:sz w:val="20"/>
+                          <w:szCs w:val="20"/>
+                        </w:rPr>
+                      </w:r>
+                    </w:p>
+                    <w:p>
+                      <w:pPr>
+                        <w:pStyle w:val="Contenudecadre"/>
+                        <w:overflowPunct w:val="true"/>
+                        <w:spacing w:lineRule="auto" w:line="240" w:before="0" w:after="0"/>
+                        <w:rPr>
+                          <w:sz w:val="20"/>
+                          <w:szCs w:val="20"/>
+                        </w:rPr>
+                      </w:pPr>
+                      <w:r>
+                        <w:rPr>
+                          <w:sz w:val="20"/>
+                          <w:szCs w:val="20"/>
+                        </w:rPr>
+                      </w:r>
+                    </w:p>
+                    <w:p>
+                      <w:pPr>
+                        <w:pStyle w:val="Contenudecadre"/>
+                        <w:overflowPunct w:val="true"/>
+                        <w:spacing w:lineRule="auto" w:line="240" w:before="0" w:after="0"/>
+                        <w:rPr>
+                          <w:sz w:val="20"/>
+                          <w:szCs w:val="20"/>
+                        </w:rPr>
+                      </w:pPr>
+                      <w:r>
+                        <w:rPr>
+                          <w:sz w:val="20"/>
+                          <w:szCs w:val="20"/>
+                        </w:rPr>
+                      </w:r>
+                    </w:p>
+                    <w:p>
+                      <w:pPr>
+                        <w:pStyle w:val="Contenudecadre"/>
+                        <w:overflowPunct w:val="true"/>
+                        <w:spacing w:lineRule="auto" w:line="240" w:before="0" w:after="0"/>
+                        <w:rPr>
+                          <w:sz w:val="20"/>
+                          <w:szCs w:val="20"/>
+                        </w:rPr>
+                      </w:pPr>
+                      <w:r>
+                        <w:rPr>
+                          <w:sz w:val="20"/>
+                          <w:szCs w:val="20"/>
+                        </w:rPr>
+                      </w:r>
+                    </w:p>
+                    <w:p>
+                      <w:pPr>
+                        <w:pStyle w:val="Contenudecadre"/>
+                        <w:overflowPunct w:val="true"/>
+                        <w:spacing w:lineRule="auto" w:line="240" w:before="0" w:after="0"/>
+                        <w:rPr>
+                          <w:sz w:val="20"/>
+                          <w:szCs w:val="20"/>
+                        </w:rPr>
+                      </w:pPr>
+                      <w:r>
+                        <w:rPr>
+                          <w:sz w:val="20"/>
+                          <w:szCs w:val="20"/>
+                        </w:rPr>
+                      </w:r>
+                    </w:p>
+                    <w:p>
+                      <w:pPr>
+                        <w:pStyle w:val="Contenudecadre"/>
+                        <w:overflowPunct w:val="true"/>
+                        <w:spacing w:lineRule="auto" w:line="240" w:before="0" w:after="0"/>
+                        <w:rPr>
+                          <w:sz w:val="20"/>
+                          <w:szCs w:val="20"/>
+                        </w:rPr>
+                      </w:pPr>
+                      <w:r>
+                        <w:rPr>
+                          <w:sz w:val="20"/>
+                          <w:szCs w:val="20"/>
+                        </w:rPr>
+                      </w:r>
+                    </w:p>
+                    <w:p>
+                      <w:pPr>
+                        <w:pStyle w:val="Contenudecadre"/>
+                        <w:overflowPunct w:val="true"/>
+                        <w:spacing w:lineRule="auto" w:line="240" w:before="0" w:after="0"/>
+                        <w:rPr/>
+                      </w:pPr>
+                      <w:r>
+                        <w:rPr/>
+                      </w:r>
+                    </w:p>
+                  </w:txbxContent>
+                </v:textbox>
+              </v:rect>
+            </w:pict>
+          </mc:Fallback>
+        </mc:AlternateContent>
       </w:r>
     </w:p>
     <w:sectPr>
@@ -1383,11 +1411,11 @@
           <wp:effectExtent l="0" t="0" r="0" b="0"/>
           <wp:wrapTight wrapText="bothSides">
             <wp:wrapPolygon edited="0">
-              <wp:start x="-162" y="0"/>
-              <wp:lineTo x="-162" y="21203"/>
-              <wp:lineTo x="21041" y="21203"/>
-              <wp:lineTo x="21041" y="0"/>
-              <wp:lineTo x="-162" y="0"/>
+              <wp:start x="-180" y="0"/>
+              <wp:lineTo x="-180" y="21183"/>
+              <wp:lineTo x="21023" y="21183"/>
+              <wp:lineTo x="21023" y="0"/>
+              <wp:lineTo x="-180" y="0"/>
             </wp:wrapPolygon>
           </wp:wrapTight>
           <wp:docPr id="5" name="Image 1" descr=""/>
@@ -1436,11 +1464,11 @@
           <wp:effectExtent l="0" t="0" r="0" b="0"/>
           <wp:wrapTight wrapText="bothSides">
             <wp:wrapPolygon edited="0">
-              <wp:start x="-324" y="0"/>
-              <wp:lineTo x="-324" y="20701"/>
-              <wp:lineTo x="21023" y="20701"/>
-              <wp:lineTo x="21023" y="0"/>
-              <wp:lineTo x="-324" y="0"/>
+              <wp:start x="-360" y="0"/>
+              <wp:lineTo x="-360" y="20647"/>
+              <wp:lineTo x="20986" y="20647"/>
+              <wp:lineTo x="20986" y="0"/>
+              <wp:lineTo x="-360" y="0"/>
             </wp:wrapPolygon>
           </wp:wrapTight>
           <wp:docPr id="6" name="Image 2" descr=""/>
